--- a/Documentacion del desarrollo/02-Requisitos/Casos de uso.docx
+++ b/Documentacion del desarrollo/02-Requisitos/Casos de uso.docx
@@ -197,7 +197,7 @@
           <v:shape id="ole_rId2" type="_x0000_tole_rId2" style="width:144.55pt;height:181.15pt;mso-wrap-distance-right:0pt" filled="f" o:ole="">
             <v:imagedata r:id="rId3" o:title=""/>
           </v:shape>
-          <o:OLEObject Type="Embed" ProgID="StaticMetafile" ShapeID="ole_rId2" DrawAspect="Content" ObjectID="_1929138351" r:id="rId2"/>
+          <o:OLEObject Type="Embed" ProgID="StaticMetafile" ShapeID="ole_rId2" DrawAspect="Content" ObjectID="_1942708161" r:id="rId2"/>
         </w:object>
       </w:r>
     </w:p>
@@ -969,1044 +969,2177 @@
       </w:pPr>
       <w:r>
         <w:rPr>
-          <w:sz w:val="28"/>
-          <w:szCs w:val="28"/>
-        </w:rPr>
-        <w:t>1. Registro/Login</w:t>
-      </w:r>
-    </w:p>
-    <w:p>
-      <w:pPr>
-        <w:pStyle w:val="BodyText"/>
-        <w:suppressAutoHyphens w:val="true"/>
-        <w:bidi w:val="0"/>
-        <w:spacing w:lineRule="auto" w:line="240" w:before="0" w:after="0"/>
-        <w:ind w:hanging="0" w:left="0" w:right="0"/>
-        <w:jc w:val="left"/>
-        <w:rPr>
-          <w:sz w:val="28"/>
-          <w:szCs w:val="28"/>
-        </w:rPr>
-      </w:pPr>
-      <w:r>
-        <w:rPr>
-          <w:sz w:val="28"/>
-          <w:szCs w:val="28"/>
-        </w:rPr>
-      </w:r>
-    </w:p>
-    <w:p>
-      <w:pPr>
-        <w:pStyle w:val="BodyText"/>
-        <w:suppressAutoHyphens w:val="true"/>
-        <w:bidi w:val="0"/>
-        <w:spacing w:lineRule="auto" w:line="240" w:before="0" w:after="0"/>
-        <w:ind w:hanging="0" w:left="0" w:right="0"/>
-        <w:jc w:val="left"/>
-        <w:rPr>
-          <w:sz w:val="24"/>
-          <w:szCs w:val="24"/>
-        </w:rPr>
-      </w:pPr>
-      <w:r>
-        <w:rPr>
-          <w:sz w:val="24"/>
-          <w:szCs w:val="24"/>
-        </w:rPr>
-        <w:t>-</w:t>
-      </w:r>
-      <w:r>
-        <w:rPr>
-          <w:sz w:val="26"/>
-          <w:szCs w:val="26"/>
-        </w:rPr>
-        <w:t xml:space="preserve"> Actor: Usuario.</w:t>
-      </w:r>
-    </w:p>
-    <w:p>
-      <w:pPr>
-        <w:pStyle w:val="BodyText"/>
-        <w:suppressAutoHyphens w:val="true"/>
-        <w:bidi w:val="0"/>
-        <w:spacing w:lineRule="auto" w:line="240" w:before="0" w:after="0"/>
-        <w:ind w:hanging="0" w:left="0" w:right="0"/>
-        <w:jc w:val="left"/>
-        <w:rPr>
-          <w:sz w:val="26"/>
-          <w:szCs w:val="26"/>
-        </w:rPr>
-      </w:pPr>
-      <w:r>
-        <w:rPr>
-          <w:sz w:val="26"/>
-          <w:szCs w:val="26"/>
-        </w:rPr>
-      </w:r>
-    </w:p>
-    <w:p>
-      <w:pPr>
-        <w:pStyle w:val="BodyText"/>
-        <w:suppressAutoHyphens w:val="true"/>
-        <w:bidi w:val="0"/>
-        <w:spacing w:lineRule="auto" w:line="240" w:before="0" w:after="0"/>
-        <w:ind w:hanging="0" w:left="0" w:right="0"/>
-        <w:jc w:val="left"/>
-        <w:rPr>
-          <w:sz w:val="26"/>
-          <w:szCs w:val="26"/>
-        </w:rPr>
-      </w:pPr>
-      <w:r>
-        <w:rPr>
-          <w:sz w:val="26"/>
-          <w:szCs w:val="26"/>
-        </w:rPr>
-        <w:t>- Precondiciones: Ninguna (para registro) / Usuario registrado (para login).</w:t>
-      </w:r>
-    </w:p>
-    <w:p>
-      <w:pPr>
-        <w:pStyle w:val="BodyText"/>
-        <w:suppressAutoHyphens w:val="true"/>
-        <w:bidi w:val="0"/>
-        <w:spacing w:lineRule="auto" w:line="240" w:before="0" w:after="0"/>
-        <w:ind w:hanging="0" w:left="0" w:right="0"/>
-        <w:jc w:val="left"/>
-        <w:rPr>
-          <w:sz w:val="26"/>
-          <w:szCs w:val="26"/>
-        </w:rPr>
-      </w:pPr>
-      <w:r>
-        <w:rPr>
-          <w:sz w:val="26"/>
-          <w:szCs w:val="26"/>
-        </w:rPr>
-      </w:r>
-    </w:p>
-    <w:p>
-      <w:pPr>
-        <w:pStyle w:val="BodyText"/>
-        <w:suppressAutoHyphens w:val="true"/>
-        <w:bidi w:val="0"/>
-        <w:spacing w:lineRule="auto" w:line="240" w:before="0" w:after="0"/>
-        <w:ind w:hanging="0" w:left="0" w:right="0"/>
-        <w:jc w:val="left"/>
-        <w:rPr>
-          <w:sz w:val="26"/>
-          <w:szCs w:val="26"/>
-        </w:rPr>
-      </w:pPr>
-      <w:r>
-        <w:rPr>
-          <w:sz w:val="26"/>
-          <w:szCs w:val="26"/>
-        </w:rPr>
-        <w:t>- Flujo Principal: El usuario ingresa sus datos (edad, nivel, salud). El sistema valida las credenciales y autentica al usuario.</w:t>
-      </w:r>
-    </w:p>
-    <w:p>
-      <w:pPr>
-        <w:pStyle w:val="BodyText"/>
-        <w:suppressAutoHyphens w:val="true"/>
-        <w:bidi w:val="0"/>
-        <w:spacing w:lineRule="auto" w:line="240" w:before="0" w:after="0"/>
-        <w:ind w:hanging="0" w:left="0" w:right="0"/>
-        <w:jc w:val="left"/>
-        <w:rPr>
-          <w:sz w:val="26"/>
-          <w:szCs w:val="26"/>
-        </w:rPr>
-      </w:pPr>
-      <w:r>
-        <w:rPr>
-          <w:sz w:val="26"/>
-          <w:szCs w:val="26"/>
-        </w:rPr>
-      </w:r>
-    </w:p>
-    <w:p>
-      <w:pPr>
-        <w:pStyle w:val="BodyText"/>
-        <w:suppressAutoHyphens w:val="true"/>
-        <w:bidi w:val="0"/>
-        <w:spacing w:lineRule="auto" w:line="240" w:before="0" w:after="0"/>
-        <w:ind w:hanging="0" w:left="0" w:right="0"/>
-        <w:jc w:val="left"/>
-        <w:rPr>
-          <w:sz w:val="26"/>
-          <w:szCs w:val="26"/>
-        </w:rPr>
-      </w:pPr>
-      <w:r>
-        <w:rPr>
-          <w:sz w:val="26"/>
-          <w:szCs w:val="26"/>
-        </w:rPr>
-        <w:t>- Postcondiciones: El usuario accede a las funciones personalizadas de la app.</w:t>
-      </w:r>
-    </w:p>
-    <w:p>
-      <w:pPr>
-        <w:pStyle w:val="BodyText"/>
-        <w:suppressAutoHyphens w:val="true"/>
-        <w:bidi w:val="0"/>
-        <w:spacing w:lineRule="auto" w:line="240" w:before="0" w:after="0"/>
-        <w:ind w:hanging="0" w:left="0" w:right="0"/>
-        <w:jc w:val="left"/>
-        <w:rPr>
-          <w:sz w:val="28"/>
-          <w:szCs w:val="28"/>
-        </w:rPr>
-      </w:pPr>
-      <w:r>
-        <w:rPr>
-          <w:sz w:val="28"/>
-          <w:szCs w:val="28"/>
-        </w:rPr>
-      </w:r>
-    </w:p>
-    <w:p>
-      <w:pPr>
-        <w:pStyle w:val="BodyText"/>
-        <w:suppressAutoHyphens w:val="true"/>
-        <w:bidi w:val="0"/>
-        <w:spacing w:lineRule="auto" w:line="240" w:before="0" w:after="0"/>
-        <w:ind w:hanging="0" w:left="0" w:right="0"/>
-        <w:jc w:val="left"/>
-        <w:rPr>
-          <w:sz w:val="28"/>
-          <w:szCs w:val="28"/>
-        </w:rPr>
-      </w:pPr>
-      <w:r>
-        <w:rPr>
-          <w:sz w:val="28"/>
-          <w:szCs w:val="28"/>
-        </w:rPr>
-        <w:t>2. Iniciar/Detener Actividad</w:t>
-      </w:r>
-    </w:p>
-    <w:p>
-      <w:pPr>
-        <w:pStyle w:val="BodyText"/>
-        <w:suppressAutoHyphens w:val="true"/>
-        <w:bidi w:val="0"/>
-        <w:spacing w:lineRule="auto" w:line="240" w:before="0" w:after="0"/>
-        <w:ind w:hanging="0" w:left="0" w:right="0"/>
-        <w:jc w:val="left"/>
-        <w:rPr>
-          <w:sz w:val="28"/>
-          <w:szCs w:val="28"/>
-        </w:rPr>
-      </w:pPr>
-      <w:r>
-        <w:rPr>
-          <w:sz w:val="28"/>
-          <w:szCs w:val="28"/>
-        </w:rPr>
-      </w:r>
-    </w:p>
-    <w:p>
-      <w:pPr>
-        <w:pStyle w:val="BodyText"/>
-        <w:suppressAutoHyphens w:val="true"/>
-        <w:bidi w:val="0"/>
-        <w:spacing w:lineRule="auto" w:line="240" w:before="0" w:after="0"/>
-        <w:ind w:hanging="0" w:left="0" w:right="0"/>
-        <w:jc w:val="left"/>
-        <w:rPr>
-          <w:sz w:val="26"/>
-          <w:szCs w:val="26"/>
-        </w:rPr>
-      </w:pPr>
-      <w:r>
-        <w:rPr>
-          <w:sz w:val="26"/>
-          <w:szCs w:val="26"/>
-        </w:rPr>
-        <w:t>- Actor: Usuario.</w:t>
-      </w:r>
-    </w:p>
-    <w:p>
-      <w:pPr>
-        <w:pStyle w:val="BodyText"/>
-        <w:suppressAutoHyphens w:val="true"/>
-        <w:bidi w:val="0"/>
-        <w:spacing w:lineRule="auto" w:line="240" w:before="0" w:after="0"/>
-        <w:ind w:hanging="0" w:left="0" w:right="0"/>
-        <w:jc w:val="left"/>
-        <w:rPr>
-          <w:sz w:val="26"/>
-          <w:szCs w:val="26"/>
-        </w:rPr>
-      </w:pPr>
-      <w:r>
-        <w:rPr>
-          <w:sz w:val="26"/>
-          <w:szCs w:val="26"/>
-        </w:rPr>
-      </w:r>
-    </w:p>
-    <w:p>
-      <w:pPr>
-        <w:pStyle w:val="BodyText"/>
-        <w:suppressAutoHyphens w:val="true"/>
-        <w:bidi w:val="0"/>
-        <w:spacing w:lineRule="auto" w:line="240" w:before="0" w:after="0"/>
-        <w:ind w:hanging="0" w:left="0" w:right="0"/>
-        <w:jc w:val="left"/>
-        <w:rPr>
-          <w:sz w:val="26"/>
-          <w:szCs w:val="26"/>
-        </w:rPr>
-      </w:pPr>
-      <w:r>
-        <w:rPr>
-          <w:sz w:val="26"/>
-          <w:szCs w:val="26"/>
-        </w:rPr>
-        <w:t>- Precondiciones: Usuario logueado.</w:t>
-      </w:r>
-    </w:p>
-    <w:p>
-      <w:pPr>
-        <w:pStyle w:val="BodyText"/>
-        <w:suppressAutoHyphens w:val="true"/>
-        <w:bidi w:val="0"/>
-        <w:spacing w:lineRule="auto" w:line="240" w:before="0" w:after="0"/>
-        <w:ind w:hanging="0" w:left="0" w:right="0"/>
-        <w:jc w:val="left"/>
-        <w:rPr>
-          <w:sz w:val="26"/>
-          <w:szCs w:val="26"/>
-        </w:rPr>
-      </w:pPr>
-      <w:r>
-        <w:rPr>
-          <w:sz w:val="26"/>
-          <w:szCs w:val="26"/>
-        </w:rPr>
-      </w:r>
-    </w:p>
-    <w:p>
-      <w:pPr>
-        <w:pStyle w:val="BodyText"/>
-        <w:suppressAutoHyphens w:val="true"/>
-        <w:bidi w:val="0"/>
-        <w:spacing w:lineRule="auto" w:line="240" w:before="0" w:after="0"/>
-        <w:ind w:hanging="0" w:left="0" w:right="0"/>
-        <w:jc w:val="left"/>
-        <w:rPr>
-          <w:sz w:val="26"/>
-          <w:szCs w:val="26"/>
-        </w:rPr>
-      </w:pPr>
-      <w:r>
-        <w:rPr>
-          <w:sz w:val="26"/>
-          <w:szCs w:val="26"/>
-        </w:rPr>
-        <w:t>- Flujo Principal: El usuario presiona el botón de inicio. El sistema comienza a capturar timestamps. Al presionar detener, el sistema finaliza la captura.</w:t>
-      </w:r>
-    </w:p>
-    <w:p>
-      <w:pPr>
-        <w:pStyle w:val="BodyText"/>
-        <w:suppressAutoHyphens w:val="true"/>
-        <w:bidi w:val="0"/>
-        <w:spacing w:lineRule="auto" w:line="240" w:before="0" w:after="0"/>
-        <w:ind w:hanging="0" w:left="0" w:right="0"/>
-        <w:jc w:val="left"/>
-        <w:rPr>
-          <w:sz w:val="26"/>
-          <w:szCs w:val="26"/>
-        </w:rPr>
-      </w:pPr>
-      <w:r>
-        <w:rPr>
-          <w:sz w:val="26"/>
-          <w:szCs w:val="26"/>
-        </w:rPr>
-      </w:r>
-    </w:p>
-    <w:p>
-      <w:pPr>
-        <w:pStyle w:val="BodyText"/>
-        <w:suppressAutoHyphens w:val="true"/>
-        <w:bidi w:val="0"/>
-        <w:spacing w:lineRule="auto" w:line="240" w:before="0" w:after="0"/>
-        <w:ind w:hanging="0" w:left="0" w:right="0"/>
-        <w:jc w:val="left"/>
-        <w:rPr>
-          <w:sz w:val="26"/>
-          <w:szCs w:val="26"/>
-        </w:rPr>
-      </w:pPr>
-      <w:r>
-        <w:rPr>
-          <w:sz w:val="26"/>
-          <w:szCs w:val="26"/>
-        </w:rPr>
-        <w:t>- Postcondiciones: Se guardan los datos de la sesión para el cálculo de métricas.</w:t>
-      </w:r>
-    </w:p>
-    <w:p>
-      <w:pPr>
-        <w:pStyle w:val="BodyText"/>
-        <w:suppressAutoHyphens w:val="true"/>
-        <w:bidi w:val="0"/>
-        <w:spacing w:lineRule="auto" w:line="240" w:before="0" w:after="0"/>
-        <w:ind w:hanging="0" w:left="0" w:right="0"/>
-        <w:jc w:val="left"/>
-        <w:rPr>
-          <w:sz w:val="28"/>
-          <w:szCs w:val="28"/>
-        </w:rPr>
-      </w:pPr>
-      <w:r>
-        <w:rPr>
-          <w:sz w:val="28"/>
-          <w:szCs w:val="28"/>
-        </w:rPr>
-      </w:r>
-    </w:p>
-    <w:p>
-      <w:pPr>
-        <w:pStyle w:val="BodyText"/>
-        <w:suppressAutoHyphens w:val="true"/>
-        <w:bidi w:val="0"/>
-        <w:spacing w:lineRule="auto" w:line="240" w:before="0" w:after="0"/>
-        <w:ind w:hanging="0" w:left="0" w:right="0"/>
-        <w:jc w:val="left"/>
-        <w:rPr>
-          <w:sz w:val="28"/>
-          <w:szCs w:val="28"/>
-        </w:rPr>
-      </w:pPr>
-      <w:r>
-        <w:rPr>
-          <w:sz w:val="28"/>
-          <w:szCs w:val="28"/>
-        </w:rPr>
-        <w:t>3. Seleccionar/Filtrar Ruta</w:t>
-      </w:r>
-    </w:p>
-    <w:p>
-      <w:pPr>
-        <w:pStyle w:val="BodyText"/>
-        <w:suppressAutoHyphens w:val="true"/>
-        <w:bidi w:val="0"/>
-        <w:spacing w:lineRule="auto" w:line="240" w:before="0" w:after="0"/>
-        <w:ind w:hanging="0" w:left="0" w:right="0"/>
-        <w:jc w:val="left"/>
-        <w:rPr>
-          <w:sz w:val="28"/>
-          <w:szCs w:val="28"/>
-        </w:rPr>
-      </w:pPr>
-      <w:r>
-        <w:rPr>
-          <w:sz w:val="28"/>
-          <w:szCs w:val="28"/>
-        </w:rPr>
-      </w:r>
-    </w:p>
-    <w:p>
-      <w:pPr>
-        <w:pStyle w:val="BodyText"/>
-        <w:suppressAutoHyphens w:val="true"/>
-        <w:bidi w:val="0"/>
-        <w:spacing w:lineRule="auto" w:line="240" w:before="0" w:after="0"/>
-        <w:ind w:hanging="0" w:left="0" w:right="0"/>
-        <w:jc w:val="left"/>
-        <w:rPr>
-          <w:sz w:val="26"/>
-          <w:szCs w:val="26"/>
-        </w:rPr>
-      </w:pPr>
-      <w:r>
-        <w:rPr>
-          <w:sz w:val="26"/>
-          <w:szCs w:val="26"/>
-        </w:rPr>
-        <w:t>- Actor: Usuario.</w:t>
-      </w:r>
-    </w:p>
-    <w:p>
-      <w:pPr>
-        <w:pStyle w:val="BodyText"/>
-        <w:suppressAutoHyphens w:val="true"/>
-        <w:bidi w:val="0"/>
-        <w:spacing w:lineRule="auto" w:line="240" w:before="0" w:after="0"/>
-        <w:ind w:hanging="0" w:left="0" w:right="0"/>
-        <w:jc w:val="left"/>
-        <w:rPr>
-          <w:sz w:val="26"/>
-          <w:szCs w:val="26"/>
-        </w:rPr>
-      </w:pPr>
-      <w:r>
-        <w:rPr>
-          <w:sz w:val="26"/>
-          <w:szCs w:val="26"/>
-        </w:rPr>
-      </w:r>
-    </w:p>
-    <w:p>
-      <w:pPr>
-        <w:pStyle w:val="BodyText"/>
-        <w:suppressAutoHyphens w:val="true"/>
-        <w:bidi w:val="0"/>
-        <w:spacing w:lineRule="auto" w:line="240" w:before="0" w:after="0"/>
-        <w:ind w:hanging="0" w:left="0" w:right="0"/>
-        <w:jc w:val="left"/>
-        <w:rPr>
-          <w:sz w:val="26"/>
-          <w:szCs w:val="26"/>
-        </w:rPr>
-      </w:pPr>
-      <w:r>
-        <w:rPr>
-          <w:sz w:val="26"/>
-          <w:szCs w:val="26"/>
-        </w:rPr>
-        <w:t>- Precondiciones: Usuario logueado.</w:t>
-      </w:r>
-    </w:p>
-    <w:p>
-      <w:pPr>
-        <w:pStyle w:val="BodyText"/>
-        <w:suppressAutoHyphens w:val="true"/>
-        <w:bidi w:val="0"/>
-        <w:spacing w:lineRule="auto" w:line="240" w:before="0" w:after="0"/>
-        <w:ind w:hanging="0" w:left="0" w:right="0"/>
-        <w:jc w:val="left"/>
-        <w:rPr>
-          <w:sz w:val="26"/>
-          <w:szCs w:val="26"/>
-        </w:rPr>
-      </w:pPr>
-      <w:r>
-        <w:rPr>
-          <w:sz w:val="26"/>
-          <w:szCs w:val="26"/>
-        </w:rPr>
-      </w:r>
-    </w:p>
-    <w:p>
-      <w:pPr>
-        <w:pStyle w:val="BodyText"/>
-        <w:suppressAutoHyphens w:val="true"/>
-        <w:bidi w:val="0"/>
-        <w:spacing w:lineRule="auto" w:line="240" w:before="0" w:after="0"/>
-        <w:ind w:hanging="0" w:left="0" w:right="0"/>
-        <w:jc w:val="left"/>
-        <w:rPr>
-          <w:sz w:val="26"/>
-          <w:szCs w:val="26"/>
-        </w:rPr>
-      </w:pPr>
-      <w:r>
-        <w:rPr>
-          <w:sz w:val="26"/>
-          <w:szCs w:val="26"/>
-        </w:rPr>
-        <w:t>- Flujo Principal: El sistema muestra el mapa. El usuario selecciona criterios (distancia/dificultad). El sistema filtra y muestra las rutas coincidentes.</w:t>
-      </w:r>
-    </w:p>
-    <w:p>
-      <w:pPr>
-        <w:pStyle w:val="BodyText"/>
-        <w:suppressAutoHyphens w:val="true"/>
-        <w:bidi w:val="0"/>
-        <w:spacing w:lineRule="auto" w:line="240" w:before="0" w:after="0"/>
-        <w:ind w:hanging="0" w:left="0" w:right="0"/>
-        <w:jc w:val="left"/>
-        <w:rPr>
-          <w:sz w:val="26"/>
-          <w:szCs w:val="26"/>
-        </w:rPr>
-      </w:pPr>
-      <w:r>
-        <w:rPr>
-          <w:sz w:val="26"/>
-          <w:szCs w:val="26"/>
-        </w:rPr>
-      </w:r>
-    </w:p>
-    <w:p>
-      <w:pPr>
-        <w:pStyle w:val="BodyText"/>
-        <w:suppressAutoHyphens w:val="true"/>
-        <w:bidi w:val="0"/>
-        <w:spacing w:lineRule="auto" w:line="240" w:before="0" w:after="0"/>
-        <w:ind w:hanging="0" w:left="0" w:right="0"/>
-        <w:jc w:val="left"/>
-        <w:rPr>
-          <w:sz w:val="26"/>
-          <w:szCs w:val="26"/>
-        </w:rPr>
-      </w:pPr>
-      <w:r>
-        <w:rPr>
-          <w:sz w:val="26"/>
-          <w:szCs w:val="26"/>
-        </w:rPr>
-        <w:t>- Postcondiciones: Se visualizan las rutas sugeridas en el mapa.</w:t>
-      </w:r>
-      <w:r>
-        <w:br w:type="page"/>
-      </w:r>
-    </w:p>
-    <w:p>
-      <w:pPr>
-        <w:pStyle w:val="BodyText"/>
-        <w:suppressAutoHyphens w:val="true"/>
-        <w:bidi w:val="0"/>
-        <w:spacing w:lineRule="auto" w:line="240" w:before="0" w:after="0"/>
-        <w:ind w:hanging="0" w:left="0" w:right="0"/>
-        <w:jc w:val="left"/>
-        <w:rPr>
-          <w:sz w:val="26"/>
-          <w:szCs w:val="26"/>
-        </w:rPr>
-      </w:pPr>
-      <w:r>
-        <w:rPr>
-          <w:sz w:val="26"/>
-          <w:szCs w:val="26"/>
-        </w:rPr>
-      </w:r>
-    </w:p>
-    <w:p>
-      <w:pPr>
-        <w:pStyle w:val="BodyText"/>
-        <w:suppressAutoHyphens w:val="true"/>
-        <w:bidi w:val="0"/>
-        <w:spacing w:lineRule="auto" w:line="240" w:before="0" w:after="0"/>
-        <w:ind w:hanging="0" w:left="0" w:right="0"/>
-        <w:jc w:val="left"/>
-        <w:rPr>
-          <w:sz w:val="28"/>
-          <w:szCs w:val="28"/>
-        </w:rPr>
-      </w:pPr>
-      <w:r>
-        <w:rPr>
-          <w:sz w:val="28"/>
-          <w:szCs w:val="28"/>
-        </w:rPr>
-      </w:r>
-    </w:p>
-    <w:p>
-      <w:pPr>
-        <w:pStyle w:val="BodyText"/>
-        <w:suppressAutoHyphens w:val="true"/>
-        <w:bidi w:val="0"/>
-        <w:spacing w:lineRule="auto" w:line="240" w:before="0" w:after="0"/>
-        <w:ind w:hanging="0" w:left="0" w:right="0"/>
-        <w:jc w:val="left"/>
-        <w:rPr>
-          <w:sz w:val="28"/>
-          <w:szCs w:val="28"/>
-        </w:rPr>
-      </w:pPr>
-      <w:r>
-        <w:rPr>
-          <w:sz w:val="28"/>
-          <w:szCs w:val="28"/>
-        </w:rPr>
-      </w:r>
-    </w:p>
-    <w:p>
-      <w:pPr>
-        <w:pStyle w:val="BodyText"/>
-        <w:suppressAutoHyphens w:val="true"/>
-        <w:bidi w:val="0"/>
-        <w:spacing w:lineRule="auto" w:line="240" w:before="0" w:after="0"/>
-        <w:ind w:hanging="0" w:left="0" w:right="0"/>
-        <w:jc w:val="left"/>
-        <w:rPr>
-          <w:sz w:val="28"/>
-          <w:szCs w:val="28"/>
-        </w:rPr>
-      </w:pPr>
-      <w:r>
-        <w:rPr>
-          <w:sz w:val="28"/>
-          <w:szCs w:val="28"/>
-        </w:rPr>
-        <w:t>4. Visualizar Dashboard</w:t>
-      </w:r>
-    </w:p>
-    <w:p>
-      <w:pPr>
-        <w:pStyle w:val="BodyText"/>
-        <w:suppressAutoHyphens w:val="true"/>
-        <w:bidi w:val="0"/>
-        <w:spacing w:lineRule="auto" w:line="240" w:before="0" w:after="0"/>
-        <w:ind w:hanging="0" w:left="0" w:right="0"/>
-        <w:jc w:val="left"/>
-        <w:rPr>
-          <w:sz w:val="28"/>
-          <w:szCs w:val="28"/>
-        </w:rPr>
-      </w:pPr>
-      <w:r>
-        <w:rPr>
-          <w:sz w:val="28"/>
-          <w:szCs w:val="28"/>
-        </w:rPr>
-      </w:r>
-    </w:p>
-    <w:p>
-      <w:pPr>
-        <w:pStyle w:val="BodyText"/>
-        <w:suppressAutoHyphens w:val="true"/>
-        <w:bidi w:val="0"/>
-        <w:spacing w:lineRule="auto" w:line="240" w:before="0" w:after="0"/>
-        <w:ind w:hanging="0" w:left="0" w:right="0"/>
-        <w:jc w:val="left"/>
-        <w:rPr>
-          <w:sz w:val="26"/>
-          <w:szCs w:val="26"/>
-        </w:rPr>
-      </w:pPr>
-      <w:r>
-        <w:rPr>
-          <w:sz w:val="26"/>
-          <w:szCs w:val="26"/>
-        </w:rPr>
-        <w:t>- Actor: Usuario.</w:t>
-      </w:r>
-    </w:p>
-    <w:p>
-      <w:pPr>
-        <w:pStyle w:val="BodyText"/>
-        <w:suppressAutoHyphens w:val="true"/>
-        <w:bidi w:val="0"/>
-        <w:spacing w:lineRule="auto" w:line="240" w:before="0" w:after="0"/>
-        <w:ind w:hanging="0" w:left="0" w:right="0"/>
-        <w:jc w:val="left"/>
-        <w:rPr>
-          <w:sz w:val="26"/>
-          <w:szCs w:val="26"/>
-        </w:rPr>
-      </w:pPr>
-      <w:r>
-        <w:rPr>
-          <w:sz w:val="26"/>
-          <w:szCs w:val="26"/>
-        </w:rPr>
-      </w:r>
-    </w:p>
-    <w:p>
-      <w:pPr>
-        <w:pStyle w:val="BodyText"/>
-        <w:suppressAutoHyphens w:val="true"/>
-        <w:bidi w:val="0"/>
-        <w:spacing w:lineRule="auto" w:line="240" w:before="0" w:after="0"/>
-        <w:ind w:hanging="0" w:left="0" w:right="0"/>
-        <w:jc w:val="left"/>
-        <w:rPr>
-          <w:sz w:val="26"/>
-          <w:szCs w:val="26"/>
-        </w:rPr>
-      </w:pPr>
-      <w:r>
-        <w:rPr>
-          <w:sz w:val="26"/>
-          <w:szCs w:val="26"/>
-        </w:rPr>
-        <w:t>- Precondiciones: Usuario logueado.</w:t>
-      </w:r>
-    </w:p>
-    <w:p>
-      <w:pPr>
-        <w:pStyle w:val="BodyText"/>
-        <w:suppressAutoHyphens w:val="true"/>
-        <w:bidi w:val="0"/>
-        <w:spacing w:lineRule="auto" w:line="240" w:before="0" w:after="0"/>
-        <w:ind w:hanging="0" w:left="0" w:right="0"/>
-        <w:jc w:val="left"/>
-        <w:rPr>
-          <w:sz w:val="26"/>
-          <w:szCs w:val="26"/>
-        </w:rPr>
-      </w:pPr>
-      <w:r>
-        <w:rPr>
-          <w:sz w:val="26"/>
-          <w:szCs w:val="26"/>
-        </w:rPr>
-      </w:r>
-    </w:p>
-    <w:p>
-      <w:pPr>
-        <w:pStyle w:val="BodyText"/>
-        <w:suppressAutoHyphens w:val="true"/>
-        <w:bidi w:val="0"/>
-        <w:spacing w:lineRule="auto" w:line="240" w:before="0" w:after="0"/>
-        <w:ind w:hanging="0" w:left="0" w:right="0"/>
-        <w:jc w:val="left"/>
-        <w:rPr>
-          <w:sz w:val="26"/>
-          <w:szCs w:val="26"/>
-        </w:rPr>
-      </w:pPr>
-      <w:r>
-        <w:rPr>
-          <w:sz w:val="26"/>
-          <w:szCs w:val="26"/>
-        </w:rPr>
-        <w:t>- Flujo Principal: El sistema carga la interfaz principal. El sistema renderiza el mapa interactivo y muestra los datos de actividad actual.</w:t>
-      </w:r>
-    </w:p>
-    <w:p>
-      <w:pPr>
-        <w:pStyle w:val="BodyText"/>
-        <w:suppressAutoHyphens w:val="true"/>
-        <w:bidi w:val="0"/>
-        <w:spacing w:lineRule="auto" w:line="240" w:before="0" w:after="0"/>
-        <w:ind w:hanging="0" w:left="0" w:right="0"/>
-        <w:jc w:val="left"/>
-        <w:rPr>
-          <w:sz w:val="26"/>
-          <w:szCs w:val="26"/>
-        </w:rPr>
-      </w:pPr>
-      <w:r>
-        <w:rPr>
-          <w:sz w:val="26"/>
-          <w:szCs w:val="26"/>
-        </w:rPr>
-      </w:r>
-    </w:p>
-    <w:p>
-      <w:pPr>
-        <w:pStyle w:val="BodyText"/>
-        <w:suppressAutoHyphens w:val="true"/>
-        <w:bidi w:val="0"/>
-        <w:spacing w:lineRule="auto" w:line="240" w:before="0" w:after="0"/>
-        <w:ind w:hanging="0" w:left="0" w:right="0"/>
-        <w:jc w:val="left"/>
-        <w:rPr>
-          <w:sz w:val="26"/>
-          <w:szCs w:val="26"/>
-        </w:rPr>
-      </w:pPr>
-      <w:r>
-        <w:rPr>
-          <w:sz w:val="26"/>
-          <w:szCs w:val="26"/>
-        </w:rPr>
-        <w:t>- Postcondiciones: El usuario obtiene una vista clara de su estado actual.</w:t>
-      </w:r>
-    </w:p>
-    <w:p>
-      <w:pPr>
-        <w:pStyle w:val="BodyText"/>
-        <w:suppressAutoHyphens w:val="true"/>
-        <w:bidi w:val="0"/>
-        <w:spacing w:lineRule="auto" w:line="240" w:before="0" w:after="0"/>
-        <w:ind w:hanging="0" w:left="0" w:right="0"/>
-        <w:jc w:val="left"/>
-        <w:rPr>
-          <w:sz w:val="28"/>
-          <w:szCs w:val="28"/>
-        </w:rPr>
-      </w:pPr>
-      <w:r>
-        <w:rPr>
-          <w:sz w:val="28"/>
-          <w:szCs w:val="28"/>
-        </w:rPr>
-      </w:r>
-    </w:p>
-    <w:p>
-      <w:pPr>
-        <w:pStyle w:val="BodyText"/>
-        <w:suppressAutoHyphens w:val="true"/>
-        <w:bidi w:val="0"/>
-        <w:spacing w:lineRule="auto" w:line="240" w:before="0" w:after="0"/>
-        <w:ind w:hanging="0" w:left="0" w:right="0"/>
-        <w:jc w:val="left"/>
-        <w:rPr>
-          <w:sz w:val="28"/>
-          <w:szCs w:val="28"/>
-        </w:rPr>
-      </w:pPr>
-      <w:r>
-        <w:rPr>
-          <w:sz w:val="28"/>
-          <w:szCs w:val="28"/>
-        </w:rPr>
-        <w:t>5. Consultar Historial/Progreso</w:t>
-      </w:r>
-    </w:p>
-    <w:p>
-      <w:pPr>
-        <w:pStyle w:val="BodyText"/>
-        <w:suppressAutoHyphens w:val="true"/>
-        <w:bidi w:val="0"/>
-        <w:spacing w:lineRule="auto" w:line="240" w:before="0" w:after="0"/>
-        <w:ind w:hanging="0" w:left="0" w:right="0"/>
-        <w:jc w:val="left"/>
-        <w:rPr>
-          <w:sz w:val="28"/>
-          <w:szCs w:val="28"/>
-        </w:rPr>
-      </w:pPr>
-      <w:r>
-        <w:rPr>
-          <w:sz w:val="28"/>
-          <w:szCs w:val="28"/>
-        </w:rPr>
-      </w:r>
-    </w:p>
-    <w:p>
-      <w:pPr>
-        <w:pStyle w:val="BodyText"/>
-        <w:suppressAutoHyphens w:val="true"/>
-        <w:bidi w:val="0"/>
-        <w:spacing w:lineRule="auto" w:line="240" w:before="0" w:after="0"/>
-        <w:ind w:hanging="0" w:left="0" w:right="0"/>
-        <w:jc w:val="left"/>
-        <w:rPr>
-          <w:sz w:val="26"/>
-          <w:szCs w:val="26"/>
-        </w:rPr>
-      </w:pPr>
-      <w:r>
-        <w:rPr>
-          <w:sz w:val="26"/>
-          <w:szCs w:val="26"/>
-        </w:rPr>
-        <w:t>- Actor: Usuario.</w:t>
-      </w:r>
-    </w:p>
-    <w:p>
-      <w:pPr>
-        <w:pStyle w:val="BodyText"/>
-        <w:suppressAutoHyphens w:val="true"/>
-        <w:bidi w:val="0"/>
-        <w:spacing w:lineRule="auto" w:line="240" w:before="0" w:after="0"/>
-        <w:ind w:hanging="0" w:left="0" w:right="0"/>
-        <w:jc w:val="left"/>
-        <w:rPr>
-          <w:sz w:val="26"/>
-          <w:szCs w:val="26"/>
-        </w:rPr>
-      </w:pPr>
-      <w:r>
-        <w:rPr>
-          <w:sz w:val="26"/>
-          <w:szCs w:val="26"/>
-        </w:rPr>
-      </w:r>
-    </w:p>
-    <w:p>
-      <w:pPr>
-        <w:pStyle w:val="BodyText"/>
-        <w:suppressAutoHyphens w:val="true"/>
-        <w:bidi w:val="0"/>
-        <w:spacing w:lineRule="auto" w:line="240" w:before="0" w:after="0"/>
-        <w:ind w:hanging="0" w:left="0" w:right="0"/>
-        <w:jc w:val="left"/>
-        <w:rPr>
-          <w:sz w:val="26"/>
-          <w:szCs w:val="26"/>
-        </w:rPr>
-      </w:pPr>
-      <w:r>
-        <w:rPr>
-          <w:sz w:val="26"/>
-          <w:szCs w:val="26"/>
-        </w:rPr>
-        <w:t>- Precondiciones: Usuario logueado con sesiones previas.</w:t>
-      </w:r>
-    </w:p>
-    <w:p>
-      <w:pPr>
-        <w:pStyle w:val="BodyText"/>
-        <w:suppressAutoHyphens w:val="true"/>
-        <w:bidi w:val="0"/>
-        <w:spacing w:lineRule="auto" w:line="240" w:before="0" w:after="0"/>
-        <w:ind w:hanging="0" w:left="0" w:right="0"/>
-        <w:jc w:val="left"/>
-        <w:rPr>
-          <w:sz w:val="26"/>
-          <w:szCs w:val="26"/>
-        </w:rPr>
-      </w:pPr>
-      <w:r>
-        <w:rPr>
-          <w:sz w:val="26"/>
-          <w:szCs w:val="26"/>
-        </w:rPr>
-      </w:r>
-    </w:p>
-    <w:p>
-      <w:pPr>
-        <w:pStyle w:val="BodyText"/>
-        <w:suppressAutoHyphens w:val="true"/>
-        <w:bidi w:val="0"/>
-        <w:spacing w:lineRule="auto" w:line="240" w:before="0" w:after="0"/>
-        <w:ind w:hanging="0" w:left="0" w:right="0"/>
-        <w:jc w:val="left"/>
-        <w:rPr>
-          <w:sz w:val="26"/>
-          <w:szCs w:val="26"/>
-        </w:rPr>
-      </w:pPr>
-      <w:r>
-        <w:rPr>
-          <w:sz w:val="26"/>
-          <w:szCs w:val="26"/>
-        </w:rPr>
-        <w:t>- Flujo Principal: El usuario solicita ver su progreso. El sistema consulta la base de datos y despliega el historial de rutinas pasadas y el resumen semanal.</w:t>
-      </w:r>
-    </w:p>
-    <w:p>
-      <w:pPr>
-        <w:pStyle w:val="BodyText"/>
-        <w:suppressAutoHyphens w:val="true"/>
-        <w:bidi w:val="0"/>
-        <w:spacing w:lineRule="auto" w:line="240" w:before="0" w:after="0"/>
-        <w:ind w:hanging="0" w:left="0" w:right="0"/>
-        <w:jc w:val="left"/>
-        <w:rPr>
-          <w:sz w:val="26"/>
-          <w:szCs w:val="26"/>
-        </w:rPr>
-      </w:pPr>
-      <w:r>
-        <w:rPr>
-          <w:sz w:val="26"/>
-          <w:szCs w:val="26"/>
-        </w:rPr>
-      </w:r>
-    </w:p>
-    <w:p>
-      <w:pPr>
-        <w:pStyle w:val="BodyText"/>
-        <w:suppressAutoHyphens w:val="true"/>
-        <w:bidi w:val="0"/>
-        <w:spacing w:lineRule="auto" w:line="240" w:before="0" w:after="0"/>
-        <w:ind w:hanging="0" w:left="0" w:right="0"/>
-        <w:jc w:val="left"/>
-        <w:rPr>
-          <w:sz w:val="26"/>
-          <w:szCs w:val="26"/>
-        </w:rPr>
-      </w:pPr>
-      <w:r>
-        <w:rPr>
-          <w:sz w:val="26"/>
-          <w:szCs w:val="26"/>
-        </w:rPr>
-        <w:t>- Postcondiciones: El usuario visualiza su avance motivacional.</w:t>
+          <w:sz w:val="26"/>
+          <w:szCs w:val="26"/>
+        </w:rPr>
+        <w:t>Actores:</w:t>
+      </w:r>
+    </w:p>
+    <w:p>
+      <w:pPr>
+        <w:pStyle w:val="BodyText"/>
+        <w:suppressAutoHyphens w:val="true"/>
+        <w:bidi w:val="0"/>
+        <w:spacing w:lineRule="auto" w:line="240" w:before="0" w:after="0"/>
+        <w:ind w:hanging="0" w:left="0" w:right="0"/>
+        <w:jc w:val="left"/>
+        <w:rPr>
+          <w:sz w:val="28"/>
+          <w:szCs w:val="28"/>
+        </w:rPr>
+      </w:pPr>
+      <w:r>
+        <w:rPr>
+          <w:sz w:val="26"/>
+          <w:szCs w:val="26"/>
+        </w:rPr>
+        <w:t>- Corredor: usuario de la aplicación.</w:t>
+      </w:r>
+    </w:p>
+    <w:p>
+      <w:pPr>
+        <w:pStyle w:val="BodyText"/>
+        <w:suppressAutoHyphens w:val="true"/>
+        <w:bidi w:val="0"/>
+        <w:spacing w:lineRule="auto" w:line="240" w:before="0" w:after="0"/>
+        <w:ind w:hanging="0" w:left="0" w:right="0"/>
+        <w:jc w:val="left"/>
+        <w:rPr>
+          <w:sz w:val="28"/>
+          <w:szCs w:val="28"/>
+        </w:rPr>
+      </w:pPr>
+      <w:r>
+        <w:rPr>
+          <w:sz w:val="26"/>
+          <w:szCs w:val="26"/>
+        </w:rPr>
+        <w:t>- Supabase: sistema externo (BaaS: autenticación, base de datos y almacenamiento).</w:t>
+      </w:r>
+    </w:p>
+    <w:p>
+      <w:pPr>
+        <w:pStyle w:val="BodyText"/>
+        <w:suppressAutoHyphens w:val="true"/>
+        <w:bidi w:val="0"/>
+        <w:spacing w:lineRule="auto" w:line="240" w:before="0" w:after="0"/>
+        <w:ind w:hanging="0" w:left="0" w:right="0"/>
+        <w:jc w:val="left"/>
+        <w:rPr>
+          <w:sz w:val="28"/>
+          <w:szCs w:val="28"/>
+        </w:rPr>
+      </w:pPr>
+      <w:r>
+        <w:rPr>
+          <w:sz w:val="26"/>
+          <w:szCs w:val="26"/>
+        </w:rPr>
+      </w:r>
+    </w:p>
+    <w:p>
+      <w:pPr>
+        <w:pStyle w:val="BodyText"/>
+        <w:suppressAutoHyphens w:val="true"/>
+        <w:bidi w:val="0"/>
+        <w:spacing w:lineRule="auto" w:line="240" w:before="0" w:after="0"/>
+        <w:ind w:hanging="0" w:left="0" w:right="0"/>
+        <w:jc w:val="left"/>
+        <w:rPr>
+          <w:sz w:val="28"/>
+          <w:szCs w:val="28"/>
+        </w:rPr>
+      </w:pPr>
+      <w:r>
+        <w:rPr>
+          <w:sz w:val="26"/>
+          <w:szCs w:val="26"/>
+        </w:rPr>
+        <w:t>1. Registrarse</w:t>
+      </w:r>
+    </w:p>
+    <w:p>
+      <w:pPr>
+        <w:pStyle w:val="BodyText"/>
+        <w:suppressAutoHyphens w:val="true"/>
+        <w:bidi w:val="0"/>
+        <w:spacing w:lineRule="auto" w:line="240" w:before="0" w:after="0"/>
+        <w:ind w:hanging="0" w:left="0" w:right="0"/>
+        <w:jc w:val="left"/>
+        <w:rPr>
+          <w:sz w:val="28"/>
+          <w:szCs w:val="28"/>
+        </w:rPr>
+      </w:pPr>
+      <w:r>
+        <w:rPr>
+          <w:sz w:val="26"/>
+          <w:szCs w:val="26"/>
+        </w:rPr>
+        <w:t>- Actor: Corredor.</w:t>
+      </w:r>
+    </w:p>
+    <w:p>
+      <w:pPr>
+        <w:pStyle w:val="BodyText"/>
+        <w:suppressAutoHyphens w:val="true"/>
+        <w:bidi w:val="0"/>
+        <w:spacing w:lineRule="auto" w:line="240" w:before="0" w:after="0"/>
+        <w:ind w:hanging="0" w:left="0" w:right="0"/>
+        <w:jc w:val="left"/>
+        <w:rPr>
+          <w:sz w:val="28"/>
+          <w:szCs w:val="28"/>
+        </w:rPr>
+      </w:pPr>
+      <w:r>
+        <w:rPr>
+          <w:sz w:val="26"/>
+          <w:szCs w:val="26"/>
+        </w:rPr>
+        <w:t>- Precondiciones: No tener sesión iniciada.</w:t>
+      </w:r>
+    </w:p>
+    <w:p>
+      <w:pPr>
+        <w:pStyle w:val="BodyText"/>
+        <w:suppressAutoHyphens w:val="true"/>
+        <w:bidi w:val="0"/>
+        <w:spacing w:lineRule="auto" w:line="240" w:before="0" w:after="0"/>
+        <w:ind w:hanging="0" w:left="0" w:right="0"/>
+        <w:jc w:val="left"/>
+        <w:rPr>
+          <w:sz w:val="28"/>
+          <w:szCs w:val="28"/>
+        </w:rPr>
+      </w:pPr>
+      <w:r>
+        <w:rPr>
+          <w:sz w:val="26"/>
+          <w:szCs w:val="26"/>
+        </w:rPr>
+        <w:t>- Flujo Principal: El usuario abre el modal de registro e ingresa correo, contraseña y confirmación; opcionalmente elige una foto de perfil. El sistema valida que las contraseñas coincidan, crea la cuenta en Supabase y, si hay foto, la sube al bucket de avatares. Luego pide iniciar sesión.</w:t>
+      </w:r>
+    </w:p>
+    <w:p>
+      <w:pPr>
+        <w:pStyle w:val="BodyText"/>
+        <w:suppressAutoHyphens w:val="true"/>
+        <w:bidi w:val="0"/>
+        <w:spacing w:lineRule="auto" w:line="240" w:before="0" w:after="0"/>
+        <w:ind w:hanging="0" w:left="0" w:right="0"/>
+        <w:jc w:val="left"/>
+        <w:rPr>
+          <w:sz w:val="28"/>
+          <w:szCs w:val="28"/>
+        </w:rPr>
+      </w:pPr>
+      <w:r>
+        <w:rPr>
+          <w:sz w:val="26"/>
+          <w:szCs w:val="26"/>
+        </w:rPr>
+        <w:t>- Postcondiciones: La cuenta queda creada en Supabase (con avatar si se subió).</w:t>
+      </w:r>
+    </w:p>
+    <w:p>
+      <w:pPr>
+        <w:pStyle w:val="BodyText"/>
+        <w:suppressAutoHyphens w:val="true"/>
+        <w:bidi w:val="0"/>
+        <w:spacing w:lineRule="auto" w:line="240" w:before="0" w:after="0"/>
+        <w:ind w:hanging="0" w:left="0" w:right="0"/>
+        <w:jc w:val="left"/>
+        <w:rPr>
+          <w:sz w:val="28"/>
+          <w:szCs w:val="28"/>
+        </w:rPr>
+      </w:pPr>
+      <w:r>
+        <w:rPr>
+          <w:sz w:val="26"/>
+          <w:szCs w:val="26"/>
+        </w:rPr>
+      </w:r>
+    </w:p>
+    <w:p>
+      <w:pPr>
+        <w:pStyle w:val="BodyText"/>
+        <w:suppressAutoHyphens w:val="true"/>
+        <w:bidi w:val="0"/>
+        <w:spacing w:lineRule="auto" w:line="240" w:before="0" w:after="0"/>
+        <w:ind w:hanging="0" w:left="0" w:right="0"/>
+        <w:jc w:val="left"/>
+        <w:rPr>
+          <w:sz w:val="28"/>
+          <w:szCs w:val="28"/>
+        </w:rPr>
+      </w:pPr>
+      <w:r>
+        <w:rPr>
+          <w:sz w:val="26"/>
+          <w:szCs w:val="26"/>
+        </w:rPr>
+        <w:t>2. Iniciar sesión</w:t>
+      </w:r>
+    </w:p>
+    <w:p>
+      <w:pPr>
+        <w:pStyle w:val="BodyText"/>
+        <w:suppressAutoHyphens w:val="true"/>
+        <w:bidi w:val="0"/>
+        <w:spacing w:lineRule="auto" w:line="240" w:before="0" w:after="0"/>
+        <w:ind w:hanging="0" w:left="0" w:right="0"/>
+        <w:jc w:val="left"/>
+        <w:rPr>
+          <w:sz w:val="28"/>
+          <w:szCs w:val="28"/>
+        </w:rPr>
+      </w:pPr>
+      <w:r>
+        <w:rPr>
+          <w:sz w:val="26"/>
+          <w:szCs w:val="26"/>
+        </w:rPr>
+        <w:t>- Actor: Corredor.</w:t>
+      </w:r>
+    </w:p>
+    <w:p>
+      <w:pPr>
+        <w:pStyle w:val="BodyText"/>
+        <w:suppressAutoHyphens w:val="true"/>
+        <w:bidi w:val="0"/>
+        <w:spacing w:lineRule="auto" w:line="240" w:before="0" w:after="0"/>
+        <w:ind w:hanging="0" w:left="0" w:right="0"/>
+        <w:jc w:val="left"/>
+        <w:rPr>
+          <w:sz w:val="28"/>
+          <w:szCs w:val="28"/>
+        </w:rPr>
+      </w:pPr>
+      <w:r>
+        <w:rPr>
+          <w:sz w:val="26"/>
+          <w:szCs w:val="26"/>
+        </w:rPr>
+        <w:t>- Precondiciones: Tener una cuenta registrada.</w:t>
+      </w:r>
+    </w:p>
+    <w:p>
+      <w:pPr>
+        <w:pStyle w:val="BodyText"/>
+        <w:suppressAutoHyphens w:val="true"/>
+        <w:bidi w:val="0"/>
+        <w:spacing w:lineRule="auto" w:line="240" w:before="0" w:after="0"/>
+        <w:ind w:hanging="0" w:left="0" w:right="0"/>
+        <w:jc w:val="left"/>
+        <w:rPr>
+          <w:sz w:val="28"/>
+          <w:szCs w:val="28"/>
+        </w:rPr>
+      </w:pPr>
+      <w:r>
+        <w:rPr>
+          <w:sz w:val="26"/>
+          <w:szCs w:val="26"/>
+        </w:rPr>
+        <w:t>- Flujo Principal: El usuario ingresa correo y contraseña. El sistema valida las credenciales contra Supabase y abre la sesión. La barra de navegación muestra el avatar.</w:t>
+      </w:r>
+    </w:p>
+    <w:p>
+      <w:pPr>
+        <w:pStyle w:val="BodyText"/>
+        <w:suppressAutoHyphens w:val="true"/>
+        <w:bidi w:val="0"/>
+        <w:spacing w:lineRule="auto" w:line="240" w:before="0" w:after="0"/>
+        <w:ind w:hanging="0" w:left="0" w:right="0"/>
+        <w:jc w:val="left"/>
+        <w:rPr>
+          <w:sz w:val="28"/>
+          <w:szCs w:val="28"/>
+        </w:rPr>
+      </w:pPr>
+      <w:r>
+        <w:rPr>
+          <w:sz w:val="26"/>
+          <w:szCs w:val="26"/>
+        </w:rPr>
+        <w:t>- Postcondiciones: El usuario queda autenticado y su avatar aparece en la barra.</w:t>
+      </w:r>
+    </w:p>
+    <w:p>
+      <w:pPr>
+        <w:pStyle w:val="BodyText"/>
+        <w:suppressAutoHyphens w:val="true"/>
+        <w:bidi w:val="0"/>
+        <w:spacing w:lineRule="auto" w:line="240" w:before="0" w:after="0"/>
+        <w:ind w:hanging="0" w:left="0" w:right="0"/>
+        <w:jc w:val="left"/>
+        <w:rPr>
+          <w:sz w:val="28"/>
+          <w:szCs w:val="28"/>
+        </w:rPr>
+      </w:pPr>
+      <w:r>
+        <w:rPr>
+          <w:sz w:val="26"/>
+          <w:szCs w:val="26"/>
+        </w:rPr>
+      </w:r>
+    </w:p>
+    <w:p>
+      <w:pPr>
+        <w:pStyle w:val="BodyText"/>
+        <w:suppressAutoHyphens w:val="true"/>
+        <w:bidi w:val="0"/>
+        <w:spacing w:lineRule="auto" w:line="240" w:before="0" w:after="0"/>
+        <w:ind w:hanging="0" w:left="0" w:right="0"/>
+        <w:jc w:val="left"/>
+        <w:rPr>
+          <w:sz w:val="28"/>
+          <w:szCs w:val="28"/>
+        </w:rPr>
+      </w:pPr>
+      <w:r>
+        <w:rPr>
+          <w:sz w:val="26"/>
+          <w:szCs w:val="26"/>
+        </w:rPr>
+        <w:t>3. Subir avatar</w:t>
+      </w:r>
+    </w:p>
+    <w:p>
+      <w:pPr>
+        <w:pStyle w:val="BodyText"/>
+        <w:suppressAutoHyphens w:val="true"/>
+        <w:bidi w:val="0"/>
+        <w:spacing w:lineRule="auto" w:line="240" w:before="0" w:after="0"/>
+        <w:ind w:hanging="0" w:left="0" w:right="0"/>
+        <w:jc w:val="left"/>
+        <w:rPr>
+          <w:sz w:val="28"/>
+          <w:szCs w:val="28"/>
+        </w:rPr>
+      </w:pPr>
+      <w:r>
+        <w:rPr>
+          <w:sz w:val="26"/>
+          <w:szCs w:val="26"/>
+        </w:rPr>
+        <w:t>- Actor: Corredor.</w:t>
+      </w:r>
+    </w:p>
+    <w:p>
+      <w:pPr>
+        <w:pStyle w:val="BodyText"/>
+        <w:suppressAutoHyphens w:val="true"/>
+        <w:bidi w:val="0"/>
+        <w:spacing w:lineRule="auto" w:line="240" w:before="0" w:after="0"/>
+        <w:ind w:hanging="0" w:left="0" w:right="0"/>
+        <w:jc w:val="left"/>
+        <w:rPr>
+          <w:sz w:val="28"/>
+          <w:szCs w:val="28"/>
+        </w:rPr>
+      </w:pPr>
+      <w:r>
+        <w:rPr>
+          <w:sz w:val="26"/>
+          <w:szCs w:val="26"/>
+        </w:rPr>
+        <w:t>- Precondiciones: Estar registrado (se sube durante el registro).</w:t>
+      </w:r>
+    </w:p>
+    <w:p>
+      <w:pPr>
+        <w:pStyle w:val="BodyText"/>
+        <w:suppressAutoHyphens w:val="true"/>
+        <w:bidi w:val="0"/>
+        <w:spacing w:lineRule="auto" w:line="240" w:before="0" w:after="0"/>
+        <w:ind w:hanging="0" w:left="0" w:right="0"/>
+        <w:jc w:val="left"/>
+        <w:rPr>
+          <w:sz w:val="28"/>
+          <w:szCs w:val="28"/>
+        </w:rPr>
+      </w:pPr>
+      <w:r>
+        <w:rPr>
+          <w:sz w:val="26"/>
+          <w:szCs w:val="26"/>
+        </w:rPr>
+        <w:t>- Flujo Principal: El usuario selecciona una imagen; el sistema la sube al bucket `avatars` de Supabase y guarda su URL pública en el perfil.</w:t>
+      </w:r>
+    </w:p>
+    <w:p>
+      <w:pPr>
+        <w:pStyle w:val="BodyText"/>
+        <w:suppressAutoHyphens w:val="true"/>
+        <w:bidi w:val="0"/>
+        <w:spacing w:lineRule="auto" w:line="240" w:before="0" w:after="0"/>
+        <w:ind w:hanging="0" w:left="0" w:right="0"/>
+        <w:jc w:val="left"/>
+        <w:rPr>
+          <w:sz w:val="28"/>
+          <w:szCs w:val="28"/>
+        </w:rPr>
+      </w:pPr>
+      <w:r>
+        <w:rPr>
+          <w:sz w:val="26"/>
+          <w:szCs w:val="26"/>
+        </w:rPr>
+        <w:t>- Postcondiciones: El avatar se muestra en la barra; si no hay, se usa una imagen por defecto.</w:t>
+      </w:r>
+    </w:p>
+    <w:p>
+      <w:pPr>
+        <w:pStyle w:val="BodyText"/>
+        <w:suppressAutoHyphens w:val="true"/>
+        <w:bidi w:val="0"/>
+        <w:spacing w:lineRule="auto" w:line="240" w:before="0" w:after="0"/>
+        <w:ind w:hanging="0" w:left="0" w:right="0"/>
+        <w:jc w:val="left"/>
+        <w:rPr>
+          <w:sz w:val="28"/>
+          <w:szCs w:val="28"/>
+        </w:rPr>
+      </w:pPr>
+      <w:r>
+        <w:rPr>
+          <w:sz w:val="26"/>
+          <w:szCs w:val="26"/>
+        </w:rPr>
+      </w:r>
+    </w:p>
+    <w:p>
+      <w:pPr>
+        <w:pStyle w:val="BodyText"/>
+        <w:suppressAutoHyphens w:val="true"/>
+        <w:bidi w:val="0"/>
+        <w:spacing w:lineRule="auto" w:line="240" w:before="0" w:after="0"/>
+        <w:ind w:hanging="0" w:left="0" w:right="0"/>
+        <w:jc w:val="left"/>
+        <w:rPr>
+          <w:sz w:val="28"/>
+          <w:szCs w:val="28"/>
+        </w:rPr>
+      </w:pPr>
+      <w:r>
+        <w:rPr>
+          <w:sz w:val="26"/>
+          <w:szCs w:val="26"/>
+        </w:rPr>
+        <w:t>4. Cerrar sesión</w:t>
+      </w:r>
+    </w:p>
+    <w:p>
+      <w:pPr>
+        <w:pStyle w:val="BodyText"/>
+        <w:suppressAutoHyphens w:val="true"/>
+        <w:bidi w:val="0"/>
+        <w:spacing w:lineRule="auto" w:line="240" w:before="0" w:after="0"/>
+        <w:ind w:hanging="0" w:left="0" w:right="0"/>
+        <w:jc w:val="left"/>
+        <w:rPr>
+          <w:sz w:val="28"/>
+          <w:szCs w:val="28"/>
+        </w:rPr>
+      </w:pPr>
+      <w:r>
+        <w:rPr>
+          <w:sz w:val="26"/>
+          <w:szCs w:val="26"/>
+        </w:rPr>
+        <w:t>- Actor: Corredor.</w:t>
+      </w:r>
+    </w:p>
+    <w:p>
+      <w:pPr>
+        <w:pStyle w:val="BodyText"/>
+        <w:suppressAutoHyphens w:val="true"/>
+        <w:bidi w:val="0"/>
+        <w:spacing w:lineRule="auto" w:line="240" w:before="0" w:after="0"/>
+        <w:ind w:hanging="0" w:left="0" w:right="0"/>
+        <w:jc w:val="left"/>
+        <w:rPr>
+          <w:sz w:val="28"/>
+          <w:szCs w:val="28"/>
+        </w:rPr>
+      </w:pPr>
+      <w:r>
+        <w:rPr>
+          <w:sz w:val="26"/>
+          <w:szCs w:val="26"/>
+        </w:rPr>
+        <w:t>- Precondiciones: Tener sesión iniciada.</w:t>
+      </w:r>
+    </w:p>
+    <w:p>
+      <w:pPr>
+        <w:pStyle w:val="BodyText"/>
+        <w:suppressAutoHyphens w:val="true"/>
+        <w:bidi w:val="0"/>
+        <w:spacing w:lineRule="auto" w:line="240" w:before="0" w:after="0"/>
+        <w:ind w:hanging="0" w:left="0" w:right="0"/>
+        <w:jc w:val="left"/>
+        <w:rPr>
+          <w:sz w:val="28"/>
+          <w:szCs w:val="28"/>
+        </w:rPr>
+      </w:pPr>
+      <w:r>
+        <w:rPr>
+          <w:sz w:val="26"/>
+          <w:szCs w:val="26"/>
+        </w:rPr>
+        <w:t>- Flujo Principal: El usuario pulsa "Cerrar sesión". El sistema termina la sesión en Supabase y actualiza la interfaz.</w:t>
+      </w:r>
+    </w:p>
+    <w:p>
+      <w:pPr>
+        <w:pStyle w:val="BodyText"/>
+        <w:suppressAutoHyphens w:val="true"/>
+        <w:bidi w:val="0"/>
+        <w:spacing w:lineRule="auto" w:line="240" w:before="0" w:after="0"/>
+        <w:ind w:hanging="0" w:left="0" w:right="0"/>
+        <w:jc w:val="left"/>
+        <w:rPr>
+          <w:sz w:val="28"/>
+          <w:szCs w:val="28"/>
+        </w:rPr>
+      </w:pPr>
+      <w:r>
+        <w:rPr>
+          <w:sz w:val="26"/>
+          <w:szCs w:val="26"/>
+        </w:rPr>
+        <w:t>- Postcondiciones: El usuario queda sin sesión y ve los botones de login/registro.</w:t>
+      </w:r>
+    </w:p>
+    <w:p>
+      <w:pPr>
+        <w:pStyle w:val="BodyText"/>
+        <w:suppressAutoHyphens w:val="true"/>
+        <w:bidi w:val="0"/>
+        <w:spacing w:lineRule="auto" w:line="240" w:before="0" w:after="0"/>
+        <w:ind w:hanging="0" w:left="0" w:right="0"/>
+        <w:jc w:val="left"/>
+        <w:rPr>
+          <w:sz w:val="28"/>
+          <w:szCs w:val="28"/>
+        </w:rPr>
+      </w:pPr>
+      <w:r>
+        <w:rPr>
+          <w:sz w:val="26"/>
+          <w:szCs w:val="26"/>
+        </w:rPr>
+      </w:r>
+    </w:p>
+    <w:p>
+      <w:pPr>
+        <w:pStyle w:val="BodyText"/>
+        <w:suppressAutoHyphens w:val="true"/>
+        <w:bidi w:val="0"/>
+        <w:spacing w:lineRule="auto" w:line="240" w:before="0" w:after="0"/>
+        <w:ind w:hanging="0" w:left="0" w:right="0"/>
+        <w:jc w:val="left"/>
+        <w:rPr>
+          <w:sz w:val="28"/>
+          <w:szCs w:val="28"/>
+        </w:rPr>
+      </w:pPr>
+      <w:r>
+        <w:rPr>
+          <w:sz w:val="26"/>
+          <w:szCs w:val="26"/>
+        </w:rPr>
+        <w:t>5. Ver rutas predefinidas</w:t>
+      </w:r>
+    </w:p>
+    <w:p>
+      <w:pPr>
+        <w:pStyle w:val="BodyText"/>
+        <w:suppressAutoHyphens w:val="true"/>
+        <w:bidi w:val="0"/>
+        <w:spacing w:lineRule="auto" w:line="240" w:before="0" w:after="0"/>
+        <w:ind w:hanging="0" w:left="0" w:right="0"/>
+        <w:jc w:val="left"/>
+        <w:rPr>
+          <w:sz w:val="28"/>
+          <w:szCs w:val="28"/>
+        </w:rPr>
+      </w:pPr>
+      <w:r>
+        <w:rPr>
+          <w:sz w:val="26"/>
+          <w:szCs w:val="26"/>
+        </w:rPr>
+        <w:t>- Actor: Corredor.</w:t>
+      </w:r>
+    </w:p>
+    <w:p>
+      <w:pPr>
+        <w:pStyle w:val="BodyText"/>
+        <w:suppressAutoHyphens w:val="true"/>
+        <w:bidi w:val="0"/>
+        <w:spacing w:lineRule="auto" w:line="240" w:before="0" w:after="0"/>
+        <w:ind w:hanging="0" w:left="0" w:right="0"/>
+        <w:jc w:val="left"/>
+        <w:rPr>
+          <w:sz w:val="28"/>
+          <w:szCs w:val="28"/>
+        </w:rPr>
+      </w:pPr>
+      <w:r>
+        <w:rPr>
+          <w:sz w:val="26"/>
+          <w:szCs w:val="26"/>
+        </w:rPr>
+        <w:t>- Precondiciones: Ninguna.</w:t>
+      </w:r>
+    </w:p>
+    <w:p>
+      <w:pPr>
+        <w:pStyle w:val="BodyText"/>
+        <w:suppressAutoHyphens w:val="true"/>
+        <w:bidi w:val="0"/>
+        <w:spacing w:lineRule="auto" w:line="240" w:before="0" w:after="0"/>
+        <w:ind w:hanging="0" w:left="0" w:right="0"/>
+        <w:jc w:val="left"/>
+        <w:rPr>
+          <w:sz w:val="28"/>
+          <w:szCs w:val="28"/>
+        </w:rPr>
+      </w:pPr>
+      <w:r>
+        <w:rPr>
+          <w:sz w:val="26"/>
+          <w:szCs w:val="26"/>
+        </w:rPr>
+        <w:t>- Flujo Principal: El sistema carga las rutas de Maracaibo (zonas de LUZ y Paseo Sur) y las dibuja en el mapa con su inicio y fin.</w:t>
+      </w:r>
+    </w:p>
+    <w:p>
+      <w:pPr>
+        <w:pStyle w:val="BodyText"/>
+        <w:suppressAutoHyphens w:val="true"/>
+        <w:bidi w:val="0"/>
+        <w:spacing w:lineRule="auto" w:line="240" w:before="0" w:after="0"/>
+        <w:ind w:hanging="0" w:left="0" w:right="0"/>
+        <w:jc w:val="left"/>
+        <w:rPr>
+          <w:sz w:val="28"/>
+          <w:szCs w:val="28"/>
+        </w:rPr>
+      </w:pPr>
+      <w:r>
+        <w:rPr>
+          <w:sz w:val="26"/>
+          <w:szCs w:val="26"/>
+        </w:rPr>
+        <w:t>- Postcondiciones: El usuario ve las rutas disponibles en el mapa.</w:t>
+      </w:r>
+    </w:p>
+    <w:p>
+      <w:pPr>
+        <w:pStyle w:val="BodyText"/>
+        <w:suppressAutoHyphens w:val="true"/>
+        <w:bidi w:val="0"/>
+        <w:spacing w:lineRule="auto" w:line="240" w:before="0" w:after="0"/>
+        <w:ind w:hanging="0" w:left="0" w:right="0"/>
+        <w:jc w:val="left"/>
+        <w:rPr>
+          <w:sz w:val="28"/>
+          <w:szCs w:val="28"/>
+        </w:rPr>
+      </w:pPr>
+      <w:r>
+        <w:rPr>
+          <w:sz w:val="26"/>
+          <w:szCs w:val="26"/>
+        </w:rPr>
+      </w:r>
+    </w:p>
+    <w:p>
+      <w:pPr>
+        <w:pStyle w:val="BodyText"/>
+        <w:suppressAutoHyphens w:val="true"/>
+        <w:bidi w:val="0"/>
+        <w:spacing w:lineRule="auto" w:line="240" w:before="0" w:after="0"/>
+        <w:ind w:hanging="0" w:left="0" w:right="0"/>
+        <w:jc w:val="left"/>
+        <w:rPr>
+          <w:sz w:val="28"/>
+          <w:szCs w:val="28"/>
+        </w:rPr>
+      </w:pPr>
+      <w:r>
+        <w:rPr>
+          <w:sz w:val="26"/>
+          <w:szCs w:val="26"/>
+        </w:rPr>
+        <w:t>6. Ver ruta en el mapa</w:t>
+      </w:r>
+    </w:p>
+    <w:p>
+      <w:pPr>
+        <w:pStyle w:val="BodyText"/>
+        <w:suppressAutoHyphens w:val="true"/>
+        <w:bidi w:val="0"/>
+        <w:spacing w:lineRule="auto" w:line="240" w:before="0" w:after="0"/>
+        <w:ind w:hanging="0" w:left="0" w:right="0"/>
+        <w:jc w:val="left"/>
+        <w:rPr>
+          <w:sz w:val="28"/>
+          <w:szCs w:val="28"/>
+        </w:rPr>
+      </w:pPr>
+      <w:r>
+        <w:rPr>
+          <w:sz w:val="26"/>
+          <w:szCs w:val="26"/>
+        </w:rPr>
+        <w:t>- Actor: Corredor.</w:t>
+      </w:r>
+    </w:p>
+    <w:p>
+      <w:pPr>
+        <w:pStyle w:val="BodyText"/>
+        <w:suppressAutoHyphens w:val="true"/>
+        <w:bidi w:val="0"/>
+        <w:spacing w:lineRule="auto" w:line="240" w:before="0" w:after="0"/>
+        <w:ind w:hanging="0" w:left="0" w:right="0"/>
+        <w:jc w:val="left"/>
+        <w:rPr>
+          <w:sz w:val="28"/>
+          <w:szCs w:val="28"/>
+        </w:rPr>
+      </w:pPr>
+      <w:r>
+        <w:rPr>
+          <w:sz w:val="26"/>
+          <w:szCs w:val="26"/>
+        </w:rPr>
+        <w:t>- Precondiciones: Ninguna.</w:t>
+      </w:r>
+    </w:p>
+    <w:p>
+      <w:pPr>
+        <w:pStyle w:val="BodyText"/>
+        <w:suppressAutoHyphens w:val="true"/>
+        <w:bidi w:val="0"/>
+        <w:spacing w:lineRule="auto" w:line="240" w:before="0" w:after="0"/>
+        <w:ind w:hanging="0" w:left="0" w:right="0"/>
+        <w:jc w:val="left"/>
+        <w:rPr>
+          <w:sz w:val="28"/>
+          <w:szCs w:val="28"/>
+        </w:rPr>
+      </w:pPr>
+      <w:r>
+        <w:rPr>
+          <w:sz w:val="26"/>
+          <w:szCs w:val="26"/>
+        </w:rPr>
+        <w:t>- Flujo Principal: El usuario abre una ruta (desde la lista, un marcador o un evento). El sistema centra el mapa y abre el popup de esa ruta.</w:t>
+      </w:r>
+    </w:p>
+    <w:p>
+      <w:pPr>
+        <w:pStyle w:val="BodyText"/>
+        <w:suppressAutoHyphens w:val="true"/>
+        <w:bidi w:val="0"/>
+        <w:spacing w:lineRule="auto" w:line="240" w:before="0" w:after="0"/>
+        <w:ind w:hanging="0" w:left="0" w:right="0"/>
+        <w:jc w:val="left"/>
+        <w:rPr>
+          <w:sz w:val="28"/>
+          <w:szCs w:val="28"/>
+        </w:rPr>
+      </w:pPr>
+      <w:r>
+        <w:rPr>
+          <w:sz w:val="26"/>
+          <w:szCs w:val="26"/>
+        </w:rPr>
+        <w:t>- Postcondiciones: La ruta queda visible y seleccionada en el mapa.</w:t>
+      </w:r>
+    </w:p>
+    <w:p>
+      <w:pPr>
+        <w:pStyle w:val="BodyText"/>
+        <w:suppressAutoHyphens w:val="true"/>
+        <w:bidi w:val="0"/>
+        <w:spacing w:lineRule="auto" w:line="240" w:before="0" w:after="0"/>
+        <w:ind w:hanging="0" w:left="0" w:right="0"/>
+        <w:jc w:val="left"/>
+        <w:rPr>
+          <w:sz w:val="28"/>
+          <w:szCs w:val="28"/>
+        </w:rPr>
+      </w:pPr>
+      <w:r>
+        <w:rPr>
+          <w:sz w:val="26"/>
+          <w:szCs w:val="26"/>
+        </w:rPr>
+      </w:r>
+    </w:p>
+    <w:p>
+      <w:pPr>
+        <w:pStyle w:val="BodyText"/>
+        <w:suppressAutoHyphens w:val="true"/>
+        <w:bidi w:val="0"/>
+        <w:spacing w:lineRule="auto" w:line="240" w:before="0" w:after="0"/>
+        <w:ind w:hanging="0" w:left="0" w:right="0"/>
+        <w:jc w:val="left"/>
+        <w:rPr>
+          <w:sz w:val="28"/>
+          <w:szCs w:val="28"/>
+        </w:rPr>
+      </w:pPr>
+      <w:r>
+        <w:rPr>
+          <w:sz w:val="26"/>
+          <w:szCs w:val="26"/>
+        </w:rPr>
+        <w:t>7. Ver eventos programados</w:t>
+      </w:r>
+    </w:p>
+    <w:p>
+      <w:pPr>
+        <w:pStyle w:val="BodyText"/>
+        <w:suppressAutoHyphens w:val="true"/>
+        <w:bidi w:val="0"/>
+        <w:spacing w:lineRule="auto" w:line="240" w:before="0" w:after="0"/>
+        <w:ind w:hanging="0" w:left="0" w:right="0"/>
+        <w:jc w:val="left"/>
+        <w:rPr>
+          <w:sz w:val="28"/>
+          <w:szCs w:val="28"/>
+        </w:rPr>
+      </w:pPr>
+      <w:r>
+        <w:rPr>
+          <w:sz w:val="26"/>
+          <w:szCs w:val="26"/>
+        </w:rPr>
+        <w:t>- Actor: Corredor.</w:t>
+      </w:r>
+    </w:p>
+    <w:p>
+      <w:pPr>
+        <w:pStyle w:val="BodyText"/>
+        <w:suppressAutoHyphens w:val="true"/>
+        <w:bidi w:val="0"/>
+        <w:spacing w:lineRule="auto" w:line="240" w:before="0" w:after="0"/>
+        <w:ind w:hanging="0" w:left="0" w:right="0"/>
+        <w:jc w:val="left"/>
+        <w:rPr>
+          <w:sz w:val="28"/>
+          <w:szCs w:val="28"/>
+        </w:rPr>
+      </w:pPr>
+      <w:r>
+        <w:rPr>
+          <w:sz w:val="26"/>
+          <w:szCs w:val="26"/>
+        </w:rPr>
+        <w:t>- Precondiciones: Ninguna.</w:t>
+      </w:r>
+    </w:p>
+    <w:p>
+      <w:pPr>
+        <w:pStyle w:val="BodyText"/>
+        <w:suppressAutoHyphens w:val="true"/>
+        <w:bidi w:val="0"/>
+        <w:spacing w:lineRule="auto" w:line="240" w:before="0" w:after="0"/>
+        <w:ind w:hanging="0" w:left="0" w:right="0"/>
+        <w:jc w:val="left"/>
+        <w:rPr>
+          <w:sz w:val="28"/>
+          <w:szCs w:val="28"/>
+        </w:rPr>
+      </w:pPr>
+      <w:r>
+        <w:rPr>
+          <w:sz w:val="26"/>
+          <w:szCs w:val="26"/>
+        </w:rPr>
+        <w:t>- Flujo Principal: El usuario entra a la sección Eventos. El sistema muestra los eventos con día y hora por ruta y el botón "Ver Ruta en Mapa".</w:t>
+      </w:r>
+    </w:p>
+    <w:p>
+      <w:pPr>
+        <w:pStyle w:val="BodyText"/>
+        <w:suppressAutoHyphens w:val="true"/>
+        <w:bidi w:val="0"/>
+        <w:spacing w:lineRule="auto" w:line="240" w:before="0" w:after="0"/>
+        <w:ind w:hanging="0" w:left="0" w:right="0"/>
+        <w:jc w:val="left"/>
+        <w:rPr>
+          <w:sz w:val="28"/>
+          <w:szCs w:val="28"/>
+        </w:rPr>
+      </w:pPr>
+      <w:r>
+        <w:rPr>
+          <w:sz w:val="26"/>
+          <w:szCs w:val="26"/>
+        </w:rPr>
+        <w:t>- Postcondiciones: El usuario ve los eventos y puede abrir su ruta.</w:t>
+      </w:r>
+    </w:p>
+    <w:p>
+      <w:pPr>
+        <w:pStyle w:val="BodyText"/>
+        <w:suppressAutoHyphens w:val="true"/>
+        <w:bidi w:val="0"/>
+        <w:spacing w:lineRule="auto" w:line="240" w:before="0" w:after="0"/>
+        <w:ind w:hanging="0" w:left="0" w:right="0"/>
+        <w:jc w:val="left"/>
+        <w:rPr>
+          <w:sz w:val="28"/>
+          <w:szCs w:val="28"/>
+        </w:rPr>
+      </w:pPr>
+      <w:r>
+        <w:rPr>
+          <w:sz w:val="26"/>
+          <w:szCs w:val="26"/>
+        </w:rPr>
+      </w:r>
+    </w:p>
+    <w:p>
+      <w:pPr>
+        <w:pStyle w:val="BodyText"/>
+        <w:suppressAutoHyphens w:val="true"/>
+        <w:bidi w:val="0"/>
+        <w:spacing w:lineRule="auto" w:line="240" w:before="0" w:after="0"/>
+        <w:ind w:hanging="0" w:left="0" w:right="0"/>
+        <w:jc w:val="left"/>
+        <w:rPr>
+          <w:sz w:val="28"/>
+          <w:szCs w:val="28"/>
+        </w:rPr>
+      </w:pPr>
+      <w:r>
+        <w:rPr>
+          <w:sz w:val="26"/>
+          <w:szCs w:val="26"/>
+        </w:rPr>
+        <w:t>8. Iniciar actividad (trote o carrera)</w:t>
+      </w:r>
+    </w:p>
+    <w:p>
+      <w:pPr>
+        <w:pStyle w:val="BodyText"/>
+        <w:suppressAutoHyphens w:val="true"/>
+        <w:bidi w:val="0"/>
+        <w:spacing w:lineRule="auto" w:line="240" w:before="0" w:after="0"/>
+        <w:ind w:hanging="0" w:left="0" w:right="0"/>
+        <w:jc w:val="left"/>
+        <w:rPr>
+          <w:sz w:val="28"/>
+          <w:szCs w:val="28"/>
+        </w:rPr>
+      </w:pPr>
+      <w:r>
+        <w:rPr>
+          <w:sz w:val="26"/>
+          <w:szCs w:val="26"/>
+        </w:rPr>
+        <w:t>- Actor: Corredor.</w:t>
+      </w:r>
+    </w:p>
+    <w:p>
+      <w:pPr>
+        <w:pStyle w:val="BodyText"/>
+        <w:suppressAutoHyphens w:val="true"/>
+        <w:bidi w:val="0"/>
+        <w:spacing w:lineRule="auto" w:line="240" w:before="0" w:after="0"/>
+        <w:ind w:hanging="0" w:left="0" w:right="0"/>
+        <w:jc w:val="left"/>
+        <w:rPr>
+          <w:sz w:val="28"/>
+          <w:szCs w:val="28"/>
+        </w:rPr>
+      </w:pPr>
+      <w:r>
+        <w:rPr>
+          <w:sz w:val="26"/>
+          <w:szCs w:val="26"/>
+        </w:rPr>
+        <w:t>- Precondiciones: Estar en el mapa o aceptar el aviso de proximidad.</w:t>
+      </w:r>
+    </w:p>
+    <w:p>
+      <w:pPr>
+        <w:pStyle w:val="BodyText"/>
+        <w:suppressAutoHyphens w:val="true"/>
+        <w:bidi w:val="0"/>
+        <w:spacing w:lineRule="auto" w:line="240" w:before="0" w:after="0"/>
+        <w:ind w:hanging="0" w:left="0" w:right="0"/>
+        <w:jc w:val="left"/>
+        <w:rPr>
+          <w:sz w:val="28"/>
+          <w:szCs w:val="28"/>
+        </w:rPr>
+      </w:pPr>
+      <w:r>
+        <w:rPr>
+          <w:sz w:val="26"/>
+          <w:szCs w:val="26"/>
+        </w:rPr>
+        <w:t>- Flujo Principal: El usuario elige trote o carrera y pulsa iniciar en el popup del mapa. El sistema arranca el cronómetro, la traza del recorrido y el panel flotante (HUD).</w:t>
+      </w:r>
+    </w:p>
+    <w:p>
+      <w:pPr>
+        <w:pStyle w:val="BodyText"/>
+        <w:suppressAutoHyphens w:val="true"/>
+        <w:bidi w:val="0"/>
+        <w:spacing w:lineRule="auto" w:line="240" w:before="0" w:after="0"/>
+        <w:ind w:hanging="0" w:left="0" w:right="0"/>
+        <w:jc w:val="left"/>
+        <w:rPr>
+          <w:sz w:val="28"/>
+          <w:szCs w:val="28"/>
+        </w:rPr>
+      </w:pPr>
+      <w:r>
+        <w:rPr>
+          <w:sz w:val="26"/>
+          <w:szCs w:val="26"/>
+        </w:rPr>
+        <w:t>- Postcondiciones: La actividad está en curso y se muestra tiempo, distancia y ritmo.</w:t>
+      </w:r>
+    </w:p>
+    <w:p>
+      <w:pPr>
+        <w:pStyle w:val="BodyText"/>
+        <w:suppressAutoHyphens w:val="true"/>
+        <w:bidi w:val="0"/>
+        <w:spacing w:lineRule="auto" w:line="240" w:before="0" w:after="0"/>
+        <w:ind w:hanging="0" w:left="0" w:right="0"/>
+        <w:jc w:val="left"/>
+        <w:rPr>
+          <w:sz w:val="28"/>
+          <w:szCs w:val="28"/>
+        </w:rPr>
+      </w:pPr>
+      <w:r>
+        <w:rPr>
+          <w:sz w:val="26"/>
+          <w:szCs w:val="26"/>
+        </w:rPr>
+      </w:r>
+    </w:p>
+    <w:p>
+      <w:pPr>
+        <w:pStyle w:val="BodyText"/>
+        <w:suppressAutoHyphens w:val="true"/>
+        <w:bidi w:val="0"/>
+        <w:spacing w:lineRule="auto" w:line="240" w:before="0" w:after="0"/>
+        <w:ind w:hanging="0" w:left="0" w:right="0"/>
+        <w:jc w:val="left"/>
+        <w:rPr>
+          <w:sz w:val="28"/>
+          <w:szCs w:val="28"/>
+        </w:rPr>
+      </w:pPr>
+      <w:r>
+        <w:rPr>
+          <w:sz w:val="26"/>
+          <w:szCs w:val="26"/>
+        </w:rPr>
+        <w:t>9. Detener actividad y guardar sesión</w:t>
+      </w:r>
+    </w:p>
+    <w:p>
+      <w:pPr>
+        <w:pStyle w:val="BodyText"/>
+        <w:suppressAutoHyphens w:val="true"/>
+        <w:bidi w:val="0"/>
+        <w:spacing w:lineRule="auto" w:line="240" w:before="0" w:after="0"/>
+        <w:ind w:hanging="0" w:left="0" w:right="0"/>
+        <w:jc w:val="left"/>
+        <w:rPr>
+          <w:sz w:val="28"/>
+          <w:szCs w:val="28"/>
+        </w:rPr>
+      </w:pPr>
+      <w:r>
+        <w:rPr>
+          <w:sz w:val="26"/>
+          <w:szCs w:val="26"/>
+        </w:rPr>
+        <w:t>- Actor: Corredor.</w:t>
+      </w:r>
+    </w:p>
+    <w:p>
+      <w:pPr>
+        <w:pStyle w:val="BodyText"/>
+        <w:suppressAutoHyphens w:val="true"/>
+        <w:bidi w:val="0"/>
+        <w:spacing w:lineRule="auto" w:line="240" w:before="0" w:after="0"/>
+        <w:ind w:hanging="0" w:left="0" w:right="0"/>
+        <w:jc w:val="left"/>
+        <w:rPr>
+          <w:sz w:val="28"/>
+          <w:szCs w:val="28"/>
+        </w:rPr>
+      </w:pPr>
+      <w:r>
+        <w:rPr>
+          <w:sz w:val="26"/>
+          <w:szCs w:val="26"/>
+        </w:rPr>
+        <w:t>- Precondiciones: Tener una actividad en curso.</w:t>
+      </w:r>
+    </w:p>
+    <w:p>
+      <w:pPr>
+        <w:pStyle w:val="BodyText"/>
+        <w:suppressAutoHyphens w:val="true"/>
+        <w:bidi w:val="0"/>
+        <w:spacing w:lineRule="auto" w:line="240" w:before="0" w:after="0"/>
+        <w:ind w:hanging="0" w:left="0" w:right="0"/>
+        <w:jc w:val="left"/>
+        <w:rPr>
+          <w:sz w:val="28"/>
+          <w:szCs w:val="28"/>
+        </w:rPr>
+      </w:pPr>
+      <w:r>
+        <w:rPr>
+          <w:sz w:val="26"/>
+          <w:szCs w:val="26"/>
+        </w:rPr>
+        <w:t>- Flujo Principal: El usuario pulsa "Detener". El sistema corta el cronómetro, calcula tiempo, distancia y ritmo, y guarda la sesión en el historial local.</w:t>
+      </w:r>
+    </w:p>
+    <w:p>
+      <w:pPr>
+        <w:pStyle w:val="BodyText"/>
+        <w:suppressAutoHyphens w:val="true"/>
+        <w:bidi w:val="0"/>
+        <w:spacing w:lineRule="auto" w:line="240" w:before="0" w:after="0"/>
+        <w:ind w:hanging="0" w:left="0" w:right="0"/>
+        <w:jc w:val="left"/>
+        <w:rPr>
+          <w:sz w:val="28"/>
+          <w:szCs w:val="28"/>
+        </w:rPr>
+      </w:pPr>
+      <w:r>
+        <w:rPr>
+          <w:sz w:val="26"/>
+          <w:szCs w:val="26"/>
+        </w:rPr>
+        <w:t>- Postcondiciones: La sesión queda guardada y visible en el historial.</w:t>
+      </w:r>
+    </w:p>
+    <w:p>
+      <w:pPr>
+        <w:pStyle w:val="BodyText"/>
+        <w:suppressAutoHyphens w:val="true"/>
+        <w:bidi w:val="0"/>
+        <w:spacing w:lineRule="auto" w:line="240" w:before="0" w:after="0"/>
+        <w:ind w:hanging="0" w:left="0" w:right="0"/>
+        <w:jc w:val="left"/>
+        <w:rPr>
+          <w:sz w:val="28"/>
+          <w:szCs w:val="28"/>
+        </w:rPr>
+      </w:pPr>
+      <w:r>
+        <w:rPr>
+          <w:sz w:val="26"/>
+          <w:szCs w:val="26"/>
+        </w:rPr>
+      </w:r>
+    </w:p>
+    <w:p>
+      <w:pPr>
+        <w:pStyle w:val="BodyText"/>
+        <w:suppressAutoHyphens w:val="true"/>
+        <w:bidi w:val="0"/>
+        <w:spacing w:lineRule="auto" w:line="240" w:before="0" w:after="0"/>
+        <w:ind w:hanging="0" w:left="0" w:right="0"/>
+        <w:jc w:val="left"/>
+        <w:rPr>
+          <w:sz w:val="28"/>
+          <w:szCs w:val="28"/>
+        </w:rPr>
+      </w:pPr>
+      <w:r>
+        <w:rPr>
+          <w:sz w:val="26"/>
+          <w:szCs w:val="26"/>
+        </w:rPr>
+        <w:t>10. Centrarse en mi ubicación</w:t>
+      </w:r>
+    </w:p>
+    <w:p>
+      <w:pPr>
+        <w:pStyle w:val="BodyText"/>
+        <w:suppressAutoHyphens w:val="true"/>
+        <w:bidi w:val="0"/>
+        <w:spacing w:lineRule="auto" w:line="240" w:before="0" w:after="0"/>
+        <w:ind w:hanging="0" w:left="0" w:right="0"/>
+        <w:jc w:val="left"/>
+        <w:rPr>
+          <w:sz w:val="28"/>
+          <w:szCs w:val="28"/>
+        </w:rPr>
+      </w:pPr>
+      <w:r>
+        <w:rPr>
+          <w:sz w:val="26"/>
+          <w:szCs w:val="26"/>
+        </w:rPr>
+        <w:t>- Actor: Corredor.</w:t>
+      </w:r>
+    </w:p>
+    <w:p>
+      <w:pPr>
+        <w:pStyle w:val="BodyText"/>
+        <w:suppressAutoHyphens w:val="true"/>
+        <w:bidi w:val="0"/>
+        <w:spacing w:lineRule="auto" w:line="240" w:before="0" w:after="0"/>
+        <w:ind w:hanging="0" w:left="0" w:right="0"/>
+        <w:jc w:val="left"/>
+        <w:rPr>
+          <w:sz w:val="28"/>
+          <w:szCs w:val="28"/>
+        </w:rPr>
+      </w:pPr>
+      <w:r>
+        <w:rPr>
+          <w:sz w:val="26"/>
+          <w:szCs w:val="26"/>
+        </w:rPr>
+        <w:t>- Precondiciones: Permitir el acceso a la ubicación.</w:t>
+      </w:r>
+    </w:p>
+    <w:p>
+      <w:pPr>
+        <w:pStyle w:val="BodyText"/>
+        <w:suppressAutoHyphens w:val="true"/>
+        <w:bidi w:val="0"/>
+        <w:spacing w:lineRule="auto" w:line="240" w:before="0" w:after="0"/>
+        <w:ind w:hanging="0" w:left="0" w:right="0"/>
+        <w:jc w:val="left"/>
+        <w:rPr>
+          <w:sz w:val="28"/>
+          <w:szCs w:val="28"/>
+        </w:rPr>
+      </w:pPr>
+      <w:r>
+        <w:rPr>
+          <w:sz w:val="26"/>
+          <w:szCs w:val="26"/>
+        </w:rPr>
+        <w:t>- Flujo Principal: El usuario pulsa 📍. El sistema centra el mapa en su posición, muestra el marcador azul y un aviso con coordenadas y precisión.</w:t>
+      </w:r>
+    </w:p>
+    <w:p>
+      <w:pPr>
+        <w:pStyle w:val="BodyText"/>
+        <w:suppressAutoHyphens w:val="true"/>
+        <w:bidi w:val="0"/>
+        <w:spacing w:lineRule="auto" w:line="240" w:before="0" w:after="0"/>
+        <w:ind w:hanging="0" w:left="0" w:right="0"/>
+        <w:jc w:val="left"/>
+        <w:rPr>
+          <w:sz w:val="28"/>
+          <w:szCs w:val="28"/>
+        </w:rPr>
+      </w:pPr>
+      <w:r>
+        <w:rPr>
+          <w:sz w:val="26"/>
+          <w:szCs w:val="26"/>
+        </w:rPr>
+        <w:t>- Postcondiciones: El mapa queda centrado en el usuario.</w:t>
+      </w:r>
+    </w:p>
+    <w:p>
+      <w:pPr>
+        <w:pStyle w:val="BodyText"/>
+        <w:suppressAutoHyphens w:val="true"/>
+        <w:bidi w:val="0"/>
+        <w:spacing w:lineRule="auto" w:line="240" w:before="0" w:after="0"/>
+        <w:ind w:hanging="0" w:left="0" w:right="0"/>
+        <w:jc w:val="left"/>
+        <w:rPr>
+          <w:sz w:val="28"/>
+          <w:szCs w:val="28"/>
+        </w:rPr>
+      </w:pPr>
+      <w:r>
+        <w:rPr>
+          <w:sz w:val="26"/>
+          <w:szCs w:val="26"/>
+        </w:rPr>
+      </w:r>
+    </w:p>
+    <w:p>
+      <w:pPr>
+        <w:pStyle w:val="BodyText"/>
+        <w:suppressAutoHyphens w:val="true"/>
+        <w:bidi w:val="0"/>
+        <w:spacing w:lineRule="auto" w:line="240" w:before="0" w:after="0"/>
+        <w:ind w:hanging="0" w:left="0" w:right="0"/>
+        <w:jc w:val="left"/>
+        <w:rPr>
+          <w:sz w:val="28"/>
+          <w:szCs w:val="28"/>
+        </w:rPr>
+      </w:pPr>
+      <w:r>
+        <w:rPr>
+          <w:sz w:val="26"/>
+          <w:szCs w:val="26"/>
+        </w:rPr>
+        <w:t>11. Recibir aviso de proximidad (≤ 50 m)</w:t>
+      </w:r>
+    </w:p>
+    <w:p>
+      <w:pPr>
+        <w:pStyle w:val="BodyText"/>
+        <w:suppressAutoHyphens w:val="true"/>
+        <w:bidi w:val="0"/>
+        <w:spacing w:lineRule="auto" w:line="240" w:before="0" w:after="0"/>
+        <w:ind w:hanging="0" w:left="0" w:right="0"/>
+        <w:jc w:val="left"/>
+        <w:rPr>
+          <w:sz w:val="28"/>
+          <w:szCs w:val="28"/>
+        </w:rPr>
+      </w:pPr>
+      <w:r>
+        <w:rPr>
+          <w:sz w:val="26"/>
+          <w:szCs w:val="26"/>
+        </w:rPr>
+        <w:t>- Actor: Corredor.</w:t>
+      </w:r>
+    </w:p>
+    <w:p>
+      <w:pPr>
+        <w:pStyle w:val="BodyText"/>
+        <w:suppressAutoHyphens w:val="true"/>
+        <w:bidi w:val="0"/>
+        <w:spacing w:lineRule="auto" w:line="240" w:before="0" w:after="0"/>
+        <w:ind w:hanging="0" w:left="0" w:right="0"/>
+        <w:jc w:val="left"/>
+        <w:rPr>
+          <w:sz w:val="28"/>
+          <w:szCs w:val="28"/>
+        </w:rPr>
+      </w:pPr>
+      <w:r>
+        <w:rPr>
+          <w:sz w:val="26"/>
+          <w:szCs w:val="26"/>
+        </w:rPr>
+        <w:t>- Precondiciones: Tener el seguimiento GPS activo.</w:t>
+      </w:r>
+    </w:p>
+    <w:p>
+      <w:pPr>
+        <w:pStyle w:val="BodyText"/>
+        <w:suppressAutoHyphens w:val="true"/>
+        <w:bidi w:val="0"/>
+        <w:spacing w:lineRule="auto" w:line="240" w:before="0" w:after="0"/>
+        <w:ind w:hanging="0" w:left="0" w:right="0"/>
+        <w:jc w:val="left"/>
+        <w:rPr>
+          <w:sz w:val="28"/>
+          <w:szCs w:val="28"/>
+        </w:rPr>
+      </w:pPr>
+      <w:r>
+        <w:rPr>
+          <w:sz w:val="26"/>
+          <w:szCs w:val="26"/>
+        </w:rPr>
+        <w:t>- Flujo Principal: Cuando el usuario se acerca a 50 m o menos de una ruta, el sistema muestra un aviso para iniciar trote/carrera (con 20 s de espera entre avisos).</w:t>
+      </w:r>
+    </w:p>
+    <w:p>
+      <w:pPr>
+        <w:pStyle w:val="BodyText"/>
+        <w:suppressAutoHyphens w:val="true"/>
+        <w:bidi w:val="0"/>
+        <w:spacing w:lineRule="auto" w:line="240" w:before="0" w:after="0"/>
+        <w:ind w:hanging="0" w:left="0" w:right="0"/>
+        <w:jc w:val="left"/>
+        <w:rPr>
+          <w:sz w:val="28"/>
+          <w:szCs w:val="28"/>
+        </w:rPr>
+      </w:pPr>
+      <w:r>
+        <w:rPr>
+          <w:sz w:val="26"/>
+          <w:szCs w:val="26"/>
+        </w:rPr>
+        <w:t>- Postcondiciones: El usuario puede iniciar la actividad o descartar el aviso.</w:t>
+      </w:r>
+    </w:p>
+    <w:p>
+      <w:pPr>
+        <w:pStyle w:val="BodyText"/>
+        <w:suppressAutoHyphens w:val="true"/>
+        <w:bidi w:val="0"/>
+        <w:spacing w:lineRule="auto" w:line="240" w:before="0" w:after="0"/>
+        <w:ind w:hanging="0" w:left="0" w:right="0"/>
+        <w:jc w:val="left"/>
+        <w:rPr>
+          <w:sz w:val="28"/>
+          <w:szCs w:val="28"/>
+        </w:rPr>
+      </w:pPr>
+      <w:r>
+        <w:rPr>
+          <w:sz w:val="26"/>
+          <w:szCs w:val="26"/>
+        </w:rPr>
+      </w:r>
+    </w:p>
+    <w:p>
+      <w:pPr>
+        <w:pStyle w:val="BodyText"/>
+        <w:suppressAutoHyphens w:val="true"/>
+        <w:bidi w:val="0"/>
+        <w:spacing w:lineRule="auto" w:line="240" w:before="0" w:after="0"/>
+        <w:ind w:hanging="0" w:left="0" w:right="0"/>
+        <w:jc w:val="left"/>
+        <w:rPr>
+          <w:sz w:val="28"/>
+          <w:szCs w:val="28"/>
+        </w:rPr>
+      </w:pPr>
+      <w:r>
+        <w:rPr>
+          <w:sz w:val="26"/>
+          <w:szCs w:val="26"/>
+        </w:rPr>
+        <w:t>12. Ver historial de sesiones</w:t>
+      </w:r>
+    </w:p>
+    <w:p>
+      <w:pPr>
+        <w:pStyle w:val="BodyText"/>
+        <w:suppressAutoHyphens w:val="true"/>
+        <w:bidi w:val="0"/>
+        <w:spacing w:lineRule="auto" w:line="240" w:before="0" w:after="0"/>
+        <w:ind w:hanging="0" w:left="0" w:right="0"/>
+        <w:jc w:val="left"/>
+        <w:rPr>
+          <w:sz w:val="28"/>
+          <w:szCs w:val="28"/>
+        </w:rPr>
+      </w:pPr>
+      <w:r>
+        <w:rPr>
+          <w:sz w:val="26"/>
+          <w:szCs w:val="26"/>
+        </w:rPr>
+        <w:t>- Actor: Corredor.</w:t>
+      </w:r>
+    </w:p>
+    <w:p>
+      <w:pPr>
+        <w:pStyle w:val="BodyText"/>
+        <w:suppressAutoHyphens w:val="true"/>
+        <w:bidi w:val="0"/>
+        <w:spacing w:lineRule="auto" w:line="240" w:before="0" w:after="0"/>
+        <w:ind w:hanging="0" w:left="0" w:right="0"/>
+        <w:jc w:val="left"/>
+        <w:rPr>
+          <w:sz w:val="28"/>
+          <w:szCs w:val="28"/>
+        </w:rPr>
+      </w:pPr>
+      <w:r>
+        <w:rPr>
+          <w:sz w:val="26"/>
+          <w:szCs w:val="26"/>
+        </w:rPr>
+        <w:t>- Precondiciones: Tener al menos una sesión guardada.</w:t>
+      </w:r>
+    </w:p>
+    <w:p>
+      <w:pPr>
+        <w:pStyle w:val="BodyText"/>
+        <w:suppressAutoHyphens w:val="true"/>
+        <w:bidi w:val="0"/>
+        <w:spacing w:lineRule="auto" w:line="240" w:before="0" w:after="0"/>
+        <w:ind w:hanging="0" w:left="0" w:right="0"/>
+        <w:jc w:val="left"/>
+        <w:rPr>
+          <w:sz w:val="28"/>
+          <w:szCs w:val="28"/>
+        </w:rPr>
+      </w:pPr>
+      <w:r>
+        <w:rPr>
+          <w:sz w:val="26"/>
+          <w:szCs w:val="26"/>
+        </w:rPr>
+        <w:t>- Flujo Principal: El usuario abre la sección Historial. El sistema lee las sesiones y las lista con tipo, fecha, tiempo, distancia y ritmo.</w:t>
+      </w:r>
+    </w:p>
+    <w:p>
+      <w:pPr>
+        <w:pStyle w:val="BodyText"/>
+        <w:suppressAutoHyphens w:val="true"/>
+        <w:bidi w:val="0"/>
+        <w:spacing w:lineRule="auto" w:line="240" w:before="0" w:after="0"/>
+        <w:ind w:hanging="0" w:left="0" w:right="0"/>
+        <w:jc w:val="left"/>
+        <w:rPr>
+          <w:sz w:val="28"/>
+          <w:szCs w:val="28"/>
+        </w:rPr>
+      </w:pPr>
+      <w:r>
+        <w:rPr>
+          <w:sz w:val="26"/>
+          <w:szCs w:val="26"/>
+        </w:rPr>
+        <w:t>- Postcondiciones: El usuario ve su historial de actividades.</w:t>
+      </w:r>
+    </w:p>
+    <w:p>
+      <w:pPr>
+        <w:pStyle w:val="BodyText"/>
+        <w:suppressAutoHyphens w:val="true"/>
+        <w:bidi w:val="0"/>
+        <w:spacing w:lineRule="auto" w:line="240" w:before="0" w:after="0"/>
+        <w:ind w:hanging="0" w:left="0" w:right="0"/>
+        <w:jc w:val="left"/>
+        <w:rPr>
+          <w:sz w:val="28"/>
+          <w:szCs w:val="28"/>
+        </w:rPr>
+      </w:pPr>
+      <w:r>
+        <w:rPr>
+          <w:sz w:val="26"/>
+          <w:szCs w:val="26"/>
+        </w:rPr>
+      </w:r>
+    </w:p>
+    <w:p>
+      <w:pPr>
+        <w:pStyle w:val="BodyText"/>
+        <w:suppressAutoHyphens w:val="true"/>
+        <w:bidi w:val="0"/>
+        <w:spacing w:lineRule="auto" w:line="240" w:before="0" w:after="0"/>
+        <w:ind w:hanging="0" w:left="0" w:right="0"/>
+        <w:jc w:val="left"/>
+        <w:rPr>
+          <w:sz w:val="28"/>
+          <w:szCs w:val="28"/>
+        </w:rPr>
+      </w:pPr>
+      <w:r>
+        <w:rPr>
+          <w:sz w:val="26"/>
+          <w:szCs w:val="26"/>
+        </w:rPr>
+        <w:t>13. Limpiar historial</w:t>
+      </w:r>
+    </w:p>
+    <w:p>
+      <w:pPr>
+        <w:pStyle w:val="BodyText"/>
+        <w:suppressAutoHyphens w:val="true"/>
+        <w:bidi w:val="0"/>
+        <w:spacing w:lineRule="auto" w:line="240" w:before="0" w:after="0"/>
+        <w:ind w:hanging="0" w:left="0" w:right="0"/>
+        <w:jc w:val="left"/>
+        <w:rPr>
+          <w:sz w:val="28"/>
+          <w:szCs w:val="28"/>
+        </w:rPr>
+      </w:pPr>
+      <w:r>
+        <w:rPr>
+          <w:sz w:val="26"/>
+          <w:szCs w:val="26"/>
+        </w:rPr>
+        <w:t>- Actor: Corredor.</w:t>
+      </w:r>
+    </w:p>
+    <w:p>
+      <w:pPr>
+        <w:pStyle w:val="BodyText"/>
+        <w:suppressAutoHyphens w:val="true"/>
+        <w:bidi w:val="0"/>
+        <w:spacing w:lineRule="auto" w:line="240" w:before="0" w:after="0"/>
+        <w:ind w:hanging="0" w:left="0" w:right="0"/>
+        <w:jc w:val="left"/>
+        <w:rPr>
+          <w:sz w:val="28"/>
+          <w:szCs w:val="28"/>
+        </w:rPr>
+      </w:pPr>
+      <w:r>
+        <w:rPr>
+          <w:sz w:val="26"/>
+          <w:szCs w:val="26"/>
+        </w:rPr>
+        <w:t>- Precondiciones: Tener historial guardado.</w:t>
+      </w:r>
+    </w:p>
+    <w:p>
+      <w:pPr>
+        <w:pStyle w:val="BodyText"/>
+        <w:suppressAutoHyphens w:val="true"/>
+        <w:bidi w:val="0"/>
+        <w:spacing w:lineRule="auto" w:line="240" w:before="0" w:after="0"/>
+        <w:ind w:hanging="0" w:left="0" w:right="0"/>
+        <w:jc w:val="left"/>
+        <w:rPr>
+          <w:sz w:val="28"/>
+          <w:szCs w:val="28"/>
+        </w:rPr>
+      </w:pPr>
+      <w:r>
+        <w:rPr>
+          <w:sz w:val="26"/>
+          <w:szCs w:val="26"/>
+        </w:rPr>
+        <w:t>- Flujo Principal: El usuario pulsa "Limpiar Historial" y confirma. El sistema borra todas las sesiones.</w:t>
+      </w:r>
+    </w:p>
+    <w:p>
+      <w:pPr>
+        <w:pStyle w:val="BodyText"/>
+        <w:suppressAutoHyphens w:val="true"/>
+        <w:bidi w:val="0"/>
+        <w:spacing w:lineRule="auto" w:line="240" w:before="0" w:after="0"/>
+        <w:ind w:hanging="0" w:left="0" w:right="0"/>
+        <w:jc w:val="left"/>
+        <w:rPr>
+          <w:sz w:val="28"/>
+          <w:szCs w:val="28"/>
+        </w:rPr>
+      </w:pPr>
+      <w:r>
+        <w:rPr>
+          <w:sz w:val="26"/>
+          <w:szCs w:val="26"/>
+        </w:rPr>
+        <w:t>- Postcondiciones: El historial queda vacío.</w:t>
+      </w:r>
+    </w:p>
+    <w:p>
+      <w:pPr>
+        <w:pStyle w:val="BodyText"/>
+        <w:suppressAutoHyphens w:val="true"/>
+        <w:bidi w:val="0"/>
+        <w:spacing w:lineRule="auto" w:line="240" w:before="0" w:after="0"/>
+        <w:ind w:hanging="0" w:left="0" w:right="0"/>
+        <w:jc w:val="left"/>
+        <w:rPr>
+          <w:sz w:val="28"/>
+          <w:szCs w:val="28"/>
+        </w:rPr>
+      </w:pPr>
+      <w:r>
+        <w:rPr>
+          <w:sz w:val="26"/>
+          <w:szCs w:val="26"/>
+        </w:rPr>
+      </w:r>
+    </w:p>
+    <w:p>
+      <w:pPr>
+        <w:pStyle w:val="BodyText"/>
+        <w:suppressAutoHyphens w:val="true"/>
+        <w:bidi w:val="0"/>
+        <w:spacing w:lineRule="auto" w:line="240" w:before="0" w:after="0"/>
+        <w:ind w:hanging="0" w:left="0" w:right="0"/>
+        <w:jc w:val="left"/>
+        <w:rPr>
+          <w:sz w:val="28"/>
+          <w:szCs w:val="28"/>
+        </w:rPr>
+      </w:pPr>
+      <w:r>
+        <w:rPr>
+          <w:sz w:val="26"/>
+          <w:szCs w:val="26"/>
+        </w:rPr>
+        <w:t>14. Cambiar tema claro/oscuro</w:t>
+      </w:r>
+    </w:p>
+    <w:p>
+      <w:pPr>
+        <w:pStyle w:val="BodyText"/>
+        <w:suppressAutoHyphens w:val="true"/>
+        <w:bidi w:val="0"/>
+        <w:spacing w:lineRule="auto" w:line="240" w:before="0" w:after="0"/>
+        <w:ind w:hanging="0" w:left="0" w:right="0"/>
+        <w:jc w:val="left"/>
+        <w:rPr>
+          <w:sz w:val="28"/>
+          <w:szCs w:val="28"/>
+        </w:rPr>
+      </w:pPr>
+      <w:r>
+        <w:rPr>
+          <w:sz w:val="26"/>
+          <w:szCs w:val="26"/>
+        </w:rPr>
+        <w:t>- Actor: Corredor.</w:t>
+      </w:r>
+    </w:p>
+    <w:p>
+      <w:pPr>
+        <w:pStyle w:val="BodyText"/>
+        <w:suppressAutoHyphens w:val="true"/>
+        <w:bidi w:val="0"/>
+        <w:spacing w:lineRule="auto" w:line="240" w:before="0" w:after="0"/>
+        <w:ind w:hanging="0" w:left="0" w:right="0"/>
+        <w:jc w:val="left"/>
+        <w:rPr>
+          <w:sz w:val="28"/>
+          <w:szCs w:val="28"/>
+        </w:rPr>
+      </w:pPr>
+      <w:r>
+        <w:rPr>
+          <w:sz w:val="26"/>
+          <w:szCs w:val="26"/>
+        </w:rPr>
+        <w:t>- Precondiciones: Ninguna.</w:t>
+      </w:r>
+    </w:p>
+    <w:p>
+      <w:pPr>
+        <w:pStyle w:val="BodyText"/>
+        <w:suppressAutoHyphens w:val="true"/>
+        <w:bidi w:val="0"/>
+        <w:spacing w:lineRule="auto" w:line="240" w:before="0" w:after="0"/>
+        <w:ind w:hanging="0" w:left="0" w:right="0"/>
+        <w:jc w:val="left"/>
+        <w:rPr>
+          <w:sz w:val="28"/>
+          <w:szCs w:val="28"/>
+        </w:rPr>
+      </w:pPr>
+      <w:r>
+        <w:rPr>
+          <w:sz w:val="26"/>
+          <w:szCs w:val="26"/>
+        </w:rPr>
+        <w:t>- Flujo Principal: El usuario pulsa el interruptor de tema. El sistema alterna entre claro y oscuro y guarda la preferencia.</w:t>
+      </w:r>
+    </w:p>
+    <w:p>
+      <w:pPr>
+        <w:pStyle w:val="BodyText"/>
+        <w:suppressAutoHyphens w:val="true"/>
+        <w:bidi w:val="0"/>
+        <w:spacing w:lineRule="auto" w:line="240" w:before="0" w:after="0"/>
+        <w:ind w:hanging="0" w:left="0" w:right="0"/>
+        <w:jc w:val="left"/>
+        <w:rPr>
+          <w:sz w:val="28"/>
+          <w:szCs w:val="28"/>
+        </w:rPr>
+      </w:pPr>
+      <w:r>
+        <w:rPr>
+          <w:sz w:val="26"/>
+          <w:szCs w:val="26"/>
+        </w:rPr>
+        <w:t>- Postcondiciones: El tema cambia y se conserva en la próxima visita.</w:t>
+      </w:r>
+    </w:p>
+    <w:p>
+      <w:pPr>
+        <w:pStyle w:val="BodyText"/>
+        <w:suppressAutoHyphens w:val="true"/>
+        <w:bidi w:val="0"/>
+        <w:spacing w:lineRule="auto" w:line="240" w:before="0" w:after="0"/>
+        <w:ind w:hanging="0" w:left="0" w:right="0"/>
+        <w:jc w:val="left"/>
+        <w:rPr>
+          <w:sz w:val="28"/>
+          <w:szCs w:val="28"/>
+        </w:rPr>
+      </w:pPr>
+      <w:r>
+        <w:rPr>
+          <w:sz w:val="26"/>
+          <w:szCs w:val="26"/>
+        </w:rPr>
+      </w:r>
+    </w:p>
+    <w:p>
+      <w:pPr>
+        <w:pStyle w:val="BodyText"/>
+        <w:suppressAutoHyphens w:val="true"/>
+        <w:bidi w:val="0"/>
+        <w:spacing w:lineRule="auto" w:line="240" w:before="0" w:after="0"/>
+        <w:ind w:hanging="0" w:left="0" w:right="0"/>
+        <w:jc w:val="left"/>
+        <w:rPr>
+          <w:sz w:val="28"/>
+          <w:szCs w:val="28"/>
+        </w:rPr>
+      </w:pPr>
+      <w:r>
+        <w:rPr>
+          <w:sz w:val="26"/>
+          <w:szCs w:val="26"/>
+        </w:rPr>
+        <w:t>15. Consultar al asistente (también sin iniciar sesión)</w:t>
+      </w:r>
+    </w:p>
+    <w:p>
+      <w:pPr>
+        <w:pStyle w:val="BodyText"/>
+        <w:suppressAutoHyphens w:val="true"/>
+        <w:bidi w:val="0"/>
+        <w:spacing w:lineRule="auto" w:line="240" w:before="0" w:after="0"/>
+        <w:ind w:hanging="0" w:left="0" w:right="0"/>
+        <w:jc w:val="left"/>
+        <w:rPr>
+          <w:sz w:val="28"/>
+          <w:szCs w:val="28"/>
+        </w:rPr>
+      </w:pPr>
+      <w:r>
+        <w:rPr>
+          <w:sz w:val="26"/>
+          <w:szCs w:val="26"/>
+        </w:rPr>
+        <w:t>- Actor: Corredor.</w:t>
+      </w:r>
+    </w:p>
+    <w:p>
+      <w:pPr>
+        <w:pStyle w:val="BodyText"/>
+        <w:suppressAutoHyphens w:val="true"/>
+        <w:bidi w:val="0"/>
+        <w:spacing w:lineRule="auto" w:line="240" w:before="0" w:after="0"/>
+        <w:ind w:hanging="0" w:left="0" w:right="0"/>
+        <w:jc w:val="left"/>
+        <w:rPr>
+          <w:sz w:val="28"/>
+          <w:szCs w:val="28"/>
+        </w:rPr>
+      </w:pPr>
+      <w:r>
+        <w:rPr>
+          <w:sz w:val="26"/>
+          <w:szCs w:val="26"/>
+        </w:rPr>
+        <w:t>- Precondiciones: Ninguna (no requiere login).</w:t>
+      </w:r>
+    </w:p>
+    <w:p>
+      <w:pPr>
+        <w:pStyle w:val="BodyText"/>
+        <w:suppressAutoHyphens w:val="true"/>
+        <w:bidi w:val="0"/>
+        <w:spacing w:lineRule="auto" w:line="240" w:before="0" w:after="0"/>
+        <w:ind w:hanging="0" w:left="0" w:right="0"/>
+        <w:jc w:val="left"/>
+        <w:rPr>
+          <w:sz w:val="28"/>
+          <w:szCs w:val="28"/>
+        </w:rPr>
+      </w:pPr>
+      <w:r>
+        <w:rPr>
+          <w:sz w:val="26"/>
+          <w:szCs w:val="26"/>
+        </w:rPr>
+        <w:t>- Flujo Principal: El usuario abre el chat y escribe una duda o usa una sugerencia. El sistema responde con el asistente; si no hay conexión con el servicio, usa respuestas locales.</w:t>
+      </w:r>
+    </w:p>
+    <w:p>
+      <w:pPr>
+        <w:pStyle w:val="BodyText"/>
+        <w:suppressAutoHyphens w:val="true"/>
+        <w:bidi w:val="0"/>
+        <w:spacing w:lineRule="auto" w:line="240" w:before="0" w:after="0"/>
+        <w:ind w:hanging="0" w:left="0" w:right="0"/>
+        <w:jc w:val="left"/>
+        <w:rPr>
+          <w:sz w:val="28"/>
+          <w:szCs w:val="28"/>
+        </w:rPr>
+      </w:pPr>
+      <w:r>
+        <w:rPr>
+          <w:sz w:val="26"/>
+          <w:szCs w:val="26"/>
+        </w:rPr>
+        <w:t>- Postcondiciones: El usuario obtiene una respuesta en el hilo del chat.</w:t>
+      </w:r>
+    </w:p>
+    <w:p>
+      <w:pPr>
+        <w:pStyle w:val="BodyText"/>
+        <w:suppressAutoHyphens w:val="true"/>
+        <w:bidi w:val="0"/>
+        <w:spacing w:lineRule="auto" w:line="240" w:before="0" w:after="0"/>
+        <w:ind w:hanging="0" w:left="0" w:right="0"/>
+        <w:jc w:val="left"/>
+        <w:rPr>
+          <w:sz w:val="28"/>
+          <w:szCs w:val="28"/>
+        </w:rPr>
+      </w:pPr>
+      <w:r>
+        <w:rPr>
+          <w:sz w:val="26"/>
+          <w:szCs w:val="26"/>
+        </w:rPr>
+      </w:r>
+    </w:p>
+    <w:p>
+      <w:pPr>
+        <w:pStyle w:val="BodyText"/>
+        <w:suppressAutoHyphens w:val="true"/>
+        <w:bidi w:val="0"/>
+        <w:spacing w:lineRule="auto" w:line="240" w:before="0" w:after="0"/>
+        <w:ind w:hanging="0" w:left="0" w:right="0"/>
+        <w:jc w:val="left"/>
+        <w:rPr>
+          <w:sz w:val="28"/>
+          <w:szCs w:val="28"/>
+        </w:rPr>
+      </w:pPr>
+      <w:r>
+        <w:rPr>
+          <w:sz w:val="26"/>
+          <w:szCs w:val="26"/>
+        </w:rPr>
+        <w:t>16. Guardar la actividad en Supabase</w:t>
+      </w:r>
+    </w:p>
+    <w:p>
+      <w:pPr>
+        <w:pStyle w:val="BodyText"/>
+        <w:suppressAutoHyphens w:val="true"/>
+        <w:bidi w:val="0"/>
+        <w:spacing w:lineRule="auto" w:line="240" w:before="0" w:after="0"/>
+        <w:ind w:hanging="0" w:left="0" w:right="0"/>
+        <w:jc w:val="left"/>
+        <w:rPr>
+          <w:sz w:val="28"/>
+          <w:szCs w:val="28"/>
+        </w:rPr>
+      </w:pPr>
+      <w:r>
+        <w:rPr>
+          <w:sz w:val="26"/>
+          <w:szCs w:val="26"/>
+        </w:rPr>
+        <w:t>- Actor: Sistema / Supabase.</w:t>
+      </w:r>
+    </w:p>
+    <w:p>
+      <w:pPr>
+        <w:pStyle w:val="BodyText"/>
+        <w:suppressAutoHyphens w:val="true"/>
+        <w:bidi w:val="0"/>
+        <w:spacing w:lineRule="auto" w:line="240" w:before="0" w:after="0"/>
+        <w:ind w:hanging="0" w:left="0" w:right="0"/>
+        <w:jc w:val="left"/>
+        <w:rPr>
+          <w:sz w:val="28"/>
+          <w:szCs w:val="28"/>
+        </w:rPr>
+      </w:pPr>
+      <w:r>
+        <w:rPr>
+          <w:sz w:val="26"/>
+          <w:szCs w:val="26"/>
+        </w:rPr>
+        <w:t>- Precondiciones: Haber guardado una sesión.</w:t>
+      </w:r>
+    </w:p>
+    <w:p>
+      <w:pPr>
+        <w:pStyle w:val="BodyText"/>
+        <w:suppressAutoHyphens w:val="true"/>
+        <w:bidi w:val="0"/>
+        <w:spacing w:lineRule="auto" w:line="240" w:before="0" w:after="0"/>
+        <w:ind w:hanging="0" w:left="0" w:right="0"/>
+        <w:jc w:val="left"/>
+        <w:rPr>
+          <w:sz w:val="28"/>
+          <w:szCs w:val="28"/>
+        </w:rPr>
+      </w:pPr>
+      <w:r>
+        <w:rPr>
+          <w:sz w:val="26"/>
+          <w:szCs w:val="26"/>
+        </w:rPr>
+        <w:t>- Flujo Principal: El sistema envía una copia de la actividad (tipo, tiempo, distancia) a la tabla `actividades` de Supabase.</w:t>
+      </w:r>
+    </w:p>
+    <w:p>
+      <w:pPr>
+        <w:pStyle w:val="BodyText"/>
+        <w:suppressAutoHyphens w:val="true"/>
+        <w:bidi w:val="0"/>
+        <w:spacing w:lineRule="auto" w:line="240" w:before="0" w:after="0"/>
+        <w:ind w:hanging="0" w:left="0" w:right="0"/>
+        <w:jc w:val="left"/>
+        <w:rPr>
+          <w:sz w:val="28"/>
+          <w:szCs w:val="28"/>
+        </w:rPr>
+      </w:pPr>
+      <w:r>
+        <w:rPr>
+          <w:sz w:val="26"/>
+          <w:szCs w:val="26"/>
+        </w:rPr>
+        <w:t>- Postcondiciones: La actividad queda registrada en la nube.</w:t>
+      </w:r>
+    </w:p>
+    <w:p>
+      <w:pPr>
+        <w:pStyle w:val="BodyText"/>
+        <w:suppressAutoHyphens w:val="true"/>
+        <w:bidi w:val="0"/>
+        <w:spacing w:lineRule="auto" w:line="240" w:before="0" w:after="0"/>
+        <w:ind w:hanging="0" w:left="0" w:right="0"/>
+        <w:jc w:val="left"/>
+        <w:rPr>
+          <w:sz w:val="28"/>
+          <w:szCs w:val="28"/>
+        </w:rPr>
+      </w:pPr>
+      <w:r>
+        <w:rPr>
+          <w:sz w:val="26"/>
+          <w:szCs w:val="26"/>
+        </w:rPr>
+      </w:r>
+    </w:p>
+    <w:p>
+      <w:pPr>
+        <w:pStyle w:val="BodyText"/>
+        <w:suppressAutoHyphens w:val="true"/>
+        <w:bidi w:val="0"/>
+        <w:spacing w:lineRule="auto" w:line="240" w:before="0" w:after="0"/>
+        <w:ind w:hanging="0" w:left="0" w:right="0"/>
+        <w:jc w:val="left"/>
+        <w:rPr>
+          <w:sz w:val="28"/>
+          <w:szCs w:val="28"/>
+        </w:rPr>
+      </w:pPr>
+      <w:r>
+        <w:rPr>
+          <w:sz w:val="26"/>
+          <w:szCs w:val="26"/>
+        </w:rPr>
+        <w:t>17. Enviar logs y crashes</w:t>
+      </w:r>
+    </w:p>
+    <w:p>
+      <w:pPr>
+        <w:pStyle w:val="BodyText"/>
+        <w:suppressAutoHyphens w:val="true"/>
+        <w:bidi w:val="0"/>
+        <w:spacing w:lineRule="auto" w:line="240" w:before="0" w:after="0"/>
+        <w:ind w:hanging="0" w:left="0" w:right="0"/>
+        <w:jc w:val="left"/>
+        <w:rPr>
+          <w:sz w:val="28"/>
+          <w:szCs w:val="28"/>
+        </w:rPr>
+      </w:pPr>
+      <w:r>
+        <w:rPr>
+          <w:sz w:val="26"/>
+          <w:szCs w:val="26"/>
+        </w:rPr>
+        <w:t>- Actor: Sistema / Supabase.</w:t>
+      </w:r>
+    </w:p>
+    <w:p>
+      <w:pPr>
+        <w:pStyle w:val="BodyText"/>
+        <w:suppressAutoHyphens w:val="true"/>
+        <w:bidi w:val="0"/>
+        <w:spacing w:lineRule="auto" w:line="240" w:before="0" w:after="0"/>
+        <w:ind w:hanging="0" w:left="0" w:right="0"/>
+        <w:jc w:val="left"/>
+        <w:rPr>
+          <w:sz w:val="28"/>
+          <w:szCs w:val="28"/>
+        </w:rPr>
+      </w:pPr>
+      <w:r>
+        <w:rPr>
+          <w:sz w:val="26"/>
+          <w:szCs w:val="26"/>
+        </w:rPr>
+        <w:t>- Precondiciones: Estar en la página.</w:t>
+      </w:r>
+    </w:p>
+    <w:p>
+      <w:pPr>
+        <w:pStyle w:val="BodyText"/>
+        <w:suppressAutoHyphens w:val="true"/>
+        <w:bidi w:val="0"/>
+        <w:spacing w:lineRule="auto" w:line="240" w:before="0" w:after="0"/>
+        <w:ind w:hanging="0" w:left="0" w:right="0"/>
+        <w:jc w:val="left"/>
+        <w:rPr>
+          <w:sz w:val="28"/>
+          <w:szCs w:val="28"/>
+        </w:rPr>
+      </w:pPr>
+      <w:r>
+        <w:rPr>
+          <w:sz w:val="26"/>
+          <w:szCs w:val="26"/>
+        </w:rPr>
+        <w:t>- Flujo Principal: El sistema acumula eventos de uso y errores y los sube al bucket `logs` de Supabase cada 60 s, ante un crash y al cerrar la pestaña.</w:t>
+      </w:r>
+    </w:p>
+    <w:p>
+      <w:pPr>
+        <w:pStyle w:val="BodyText"/>
+        <w:suppressAutoHyphens w:val="true"/>
+        <w:bidi w:val="0"/>
+        <w:spacing w:lineRule="auto" w:line="240" w:before="0" w:after="0"/>
+        <w:ind w:hanging="0" w:left="0" w:right="0"/>
+        <w:jc w:val="left"/>
+        <w:rPr>
+          <w:sz w:val="28"/>
+          <w:szCs w:val="28"/>
+        </w:rPr>
+      </w:pPr>
+      <w:r>
+        <w:rPr>
+          <w:sz w:val="26"/>
+          <w:szCs w:val="26"/>
+        </w:rPr>
+        <w:t>- Postcondiciones: Los logs quedan almacenados en Supabase.</w:t>
       </w:r>
     </w:p>
     <w:sectPr>
